--- a/docs/Fixed.docx
+++ b/docs/Fixed.docx
@@ -2,7 +2,7 @@
 <file path=word/document.xml><?xml version="1.0" encoding="utf-8"?>
 <w:document xmlns:w="http://schemas.openxmlformats.org/wordprocessingml/2006/main" xmlns:m="http://schemas.openxmlformats.org/officeDocument/2006/math" xmlns:r="http://schemas.openxmlformats.org/officeDocument/2006/relationships" xmlns:o="urn:schemas-microsoft-com:office:office" xmlns:v="urn:schemas-microsoft-com:vml" xmlns:w10="urn:schemas-microsoft-com:office:word" xmlns:a="http://schemas.openxmlformats.org/drawingml/2006/main" xmlns:pic="http://schemas.openxmlformats.org/drawingml/2006/picture" xmlns:wp="http://schemas.openxmlformats.org/drawingml/2006/wordprocessingDrawing">
   <w:body>
-    <w:bookmarkStart w:id="86" w:name="helixcode-fixed-items-tracker"/>
+    <w:bookmarkStart w:id="96" w:name="helixcode-fixed-items-tracker"/>
     <w:p>
       <w:pPr>
         <w:pStyle w:val="Heading1"/>
@@ -28402,7 +28402,1405 @@
       </w:r>
     </w:p>
     <w:bookmarkEnd w:id="85"/>
+    <w:bookmarkStart w:id="86" w:name="Xce3392d31dc955764cffb770c03082d9768ad1c"/>
+    <w:p>
+      <w:pPr>
+        <w:pStyle w:val="Heading2"/>
+      </w:pPr>
+      <w:r>
+        <w:t xml:space="preserve">HXC-114 — Wire facade (/v1/chat/completions, /v1/messages) had NO authentication — unauthenticated, paid-provider-consuming surface reachable on 0.0.0.0</w:t>
+      </w:r>
+    </w:p>
+    <w:p>
+      <w:pPr>
+        <w:pStyle w:val="FirstParagraph"/>
+      </w:pPr>
+      <w:r>
+        <w:rPr>
+          <w:b/>
+          <w:bCs/>
+        </w:rPr>
+        <w:t xml:space="preserve">Status:</w:t>
+      </w:r>
+      <w:r>
+        <w:t xml:space="preserve"> </w:t>
+      </w:r>
+      <w:r>
+        <w:t xml:space="preserve">Fixed (→ Fixed.md)</w:t>
+      </w:r>
+      <w:r>
+        <w:t xml:space="preserve"> </w:t>
+      </w:r>
+      <w:r>
+        <w:rPr>
+          <w:b/>
+          <w:bCs/>
+        </w:rPr>
+        <w:t xml:space="preserve">Type:</w:t>
+      </w:r>
+      <w:r>
+        <w:t xml:space="preserve"> </w:t>
+      </w:r>
+      <w:r>
+        <w:t xml:space="preserve">Bug</w:t>
+      </w:r>
+      <w:r>
+        <w:t xml:space="preserve"> </w:t>
+      </w:r>
+      <w:r>
+        <w:rPr>
+          <w:b/>
+          <w:bCs/>
+        </w:rPr>
+        <w:t xml:space="preserve">Severity:</w:t>
+      </w:r>
+      <w:r>
+        <w:t xml:space="preserve"> </w:t>
+      </w:r>
+      <w:r>
+        <w:t xml:space="preserve">Critical (production/release blocker — unauthenticated real, paid LLM-provider generation, reachable on every interface per every shipped config’s server.address:</w:t>
+      </w:r>
+      <w:r>
+        <w:t xml:space="preserve"> </w:t>
+      </w:r>
+      <w:r>
+        <w:t xml:space="preserve">“0.0.0.0”</w:t>
+      </w:r>
+      <w:r>
+        <w:t xml:space="preserve">)</w:t>
+      </w:r>
+      <w:r>
+        <w:t xml:space="preserve"> </w:t>
+      </w:r>
+      <w:r>
+        <w:rPr>
+          <w:b/>
+          <w:bCs/>
+        </w:rPr>
+        <w:t xml:space="preserve">Discovered-By:</w:t>
+      </w:r>
+      <w:r>
+        <w:t xml:space="preserve"> </w:t>
+      </w:r>
+      <w:r>
+        <w:t xml:space="preserve">AI (independent security review + the dual-wire OpenAI/Anthropic facade review, both flagged it against commit 51c058b1)</w:t>
+      </w:r>
+      <w:r>
+        <w:t xml:space="preserve"> </w:t>
+      </w:r>
+      <w:r>
+        <w:rPr>
+          <w:b/>
+          <w:bCs/>
+        </w:rPr>
+        <w:t xml:space="preserve">Evidence:</w:t>
+      </w:r>
+      <w:r>
+        <w:t xml:space="preserve"> </w:t>
+      </w:r>
+      <w:r>
+        <w:t xml:space="preserve">§11.4.115 RED-&gt;GREEN regression guard</w:t>
+      </w:r>
+      <w:r>
+        <w:t xml:space="preserve"> </w:t>
+      </w:r>
+      <w:r>
+        <w:rPr>
+          <w:rStyle w:val="VerbatimChar"/>
+        </w:rPr>
+        <w:t xml:space="preserve">internal/server/wire_facade_auth_test.go</w:t>
+      </w:r>
+      <w:r>
+        <w:t xml:space="preserve">. RED (captured by temporarily reverting the middleware wiring and running</w:t>
+      </w:r>
+      <w:r>
+        <w:t xml:space="preserve"> </w:t>
+      </w:r>
+      <w:r>
+        <w:rPr>
+          <w:rStyle w:val="VerbatimChar"/>
+        </w:rPr>
+        <w:t xml:space="preserve">RED_WIRE_FACADE_AUTH=1 go test -run TestWireFacadeEndpoints_NoKeyRejected ./internal/server/...</w:t>
+      </w:r>
+      <w:r>
+        <w:t xml:space="preserve">): an unauthenticated POST to either route was NOT rejected 401 — it fell straight through to a real provider.Generate call (observed dialing</w:t>
+      </w:r>
+      <w:r>
+        <w:t xml:space="preserve"> </w:t>
+      </w:r>
+      <w:r>
+        <w:rPr>
+          <w:rStyle w:val="VerbatimChar"/>
+        </w:rPr>
+        <w:t xml:space="preserve">localhost:11434</w:t>
+      </w:r>
+      <w:r>
+        <w:t xml:space="preserve">, i.e. it would have reached a real backend and billed a real request had one been reachable). GREEN (post-fix, default mode):</w:t>
+      </w:r>
+      <w:r>
+        <w:t xml:space="preserve"> </w:t>
+      </w:r>
+      <w:r>
+        <w:rPr>
+          <w:rStyle w:val="VerbatimChar"/>
+        </w:rPr>
+        <w:t xml:space="preserve">go test -count=1 ./internal/server/...</w:t>
+      </w:r>
+      <w:r>
+        <w:t xml:space="preserve"> </w:t>
+      </w:r>
+      <w:r>
+        <w:t xml:space="preserve">— both routes now reject a no-key request 401 (</w:t>
+      </w:r>
+      <w:r>
+        <w:rPr>
+          <w:rStyle w:val="VerbatimChar"/>
+        </w:rPr>
+        <w:t xml:space="preserve">TestWireFacadeEndpoints_NoKeyRejected</w:t>
+      </w:r>
+      <w:r>
+        <w:t xml:space="preserve">), reject EVERY request when no key is configured even with a bearer token supplied — fail-closed by design (</w:t>
+      </w:r>
+      <w:r>
+        <w:rPr>
+          <w:rStyle w:val="VerbatimChar"/>
+        </w:rPr>
+        <w:t xml:space="preserve">TestWireFacadeEndpoints_NoKeyConfiguredStillRejected</w:t>
+      </w:r>
+      <w:r>
+        <w:t xml:space="preserve">), and pass a request bearing a key that matches the operator-configured list via either</w:t>
+      </w:r>
+      <w:r>
+        <w:t xml:space="preserve"> </w:t>
+      </w:r>
+      <w:r>
+        <w:rPr>
+          <w:rStyle w:val="VerbatimChar"/>
+        </w:rPr>
+        <w:t xml:space="preserve">Authorization: Bearer &lt;key&gt;</w:t>
+      </w:r>
+      <w:r>
+        <w:t xml:space="preserve"> </w:t>
+      </w:r>
+      <w:r>
+        <w:t xml:space="preserve">or</w:t>
+      </w:r>
+      <w:r>
+        <w:t xml:space="preserve"> </w:t>
+      </w:r>
+      <w:r>
+        <w:rPr>
+          <w:rStyle w:val="VerbatimChar"/>
+        </w:rPr>
+        <w:t xml:space="preserve">x-api-key: &lt;key&gt;</w:t>
+      </w:r>
+      <w:r>
+        <w:t xml:space="preserve"> </w:t>
+      </w:r>
+      <w:r>
+        <w:t xml:space="preserve">(</w:t>
+      </w:r>
+      <w:r>
+        <w:rPr>
+          <w:rStyle w:val="VerbatimChar"/>
+        </w:rPr>
+        <w:t xml:space="preserve">TestWireFacadeEndpoints_ValidKeyPassesMiddleware</w:t>
+      </w:r>
+      <w:r>
+        <w:t xml:space="preserve">).</w:t>
+      </w:r>
+      <w:r>
+        <w:t xml:space="preserve"> </w:t>
+      </w:r>
+      <w:r>
+        <w:rPr>
+          <w:rStyle w:val="VerbatimChar"/>
+        </w:rPr>
+        <w:t xml:space="preserve">go build ./internal/server/... ./internal/config/...</w:t>
+      </w:r>
+      <w:r>
+        <w:t xml:space="preserve"> </w:t>
+      </w:r>
+      <w:r>
+        <w:t xml:space="preserve">+</w:t>
+      </w:r>
+      <w:r>
+        <w:t xml:space="preserve"> </w:t>
+      </w:r>
+      <w:r>
+        <w:rPr>
+          <w:rStyle w:val="VerbatimChar"/>
+        </w:rPr>
+        <w:t xml:space="preserve">go vet</w:t>
+      </w:r>
+      <w:r>
+        <w:t xml:space="preserve"> </w:t>
+      </w:r>
+      <w:r>
+        <w:t xml:space="preserve">clean; full</w:t>
+      </w:r>
+      <w:r>
+        <w:t xml:space="preserve"> </w:t>
+      </w:r>
+      <w:r>
+        <w:rPr>
+          <w:rStyle w:val="VerbatimChar"/>
+        </w:rPr>
+        <w:t xml:space="preserve">internal/server</w:t>
+      </w:r>
+      <w:r>
+        <w:t xml:space="preserve"> </w:t>
+      </w:r>
+      <w:r>
+        <w:t xml:space="preserve">+</w:t>
+      </w:r>
+      <w:r>
+        <w:t xml:space="preserve"> </w:t>
+      </w:r>
+      <w:r>
+        <w:rPr>
+          <w:rStyle w:val="VerbatimChar"/>
+        </w:rPr>
+        <w:t xml:space="preserve">internal/config</w:t>
+      </w:r>
+      <w:r>
+        <w:t xml:space="preserve"> </w:t>
+      </w:r>
+      <w:r>
+        <w:t xml:space="preserve">package suites pass.</w:t>
+      </w:r>
+      <w:r>
+        <w:t xml:space="preserve"> </w:t>
+      </w:r>
+      <w:r>
+        <w:rPr>
+          <w:b/>
+          <w:bCs/>
+        </w:rPr>
+        <w:t xml:space="preserve">Root cause:</w:t>
+      </w:r>
+      <w:r>
+        <w:t xml:space="preserve"> </w:t>
+      </w:r>
+      <w:r>
+        <w:t xml:space="preserve">The routes were registered directly on the bare gin router (</w:t>
+      </w:r>
+      <w:r>
+        <w:rPr>
+          <w:rStyle w:val="VerbatimChar"/>
+        </w:rPr>
+        <w:t xml:space="preserve">s.router.POST(...)</w:t>
+      </w:r>
+      <w:r>
+        <w:t xml:space="preserve">, server.go) with no middleware group at all, and the file-level doc-comment in wire_facade.go explicitly (and honestly) documented the gap as a tracked follow-up rather than a silent omission — but it had not yet been closed.</w:t>
+      </w:r>
+      <w:r>
+        <w:t xml:space="preserve"> </w:t>
+      </w:r>
+      <w:r>
+        <w:rPr>
+          <w:b/>
+          <w:bCs/>
+        </w:rPr>
+        <w:t xml:space="preserve">Fix:</w:t>
+      </w:r>
+      <w:r>
+        <w:t xml:space="preserve"> </w:t>
+      </w:r>
+      <w:r>
+        <w:t xml:space="preserve">Added</w:t>
+      </w:r>
+      <w:r>
+        <w:t xml:space="preserve"> </w:t>
+      </w:r>
+      <w:r>
+        <w:rPr>
+          <w:rStyle w:val="VerbatimChar"/>
+        </w:rPr>
+        <w:t xml:space="preserve">s.wireFacadeAuthMiddleware()</w:t>
+      </w:r>
+      <w:r>
+        <w:t xml:space="preserve"> </w:t>
+      </w:r>
+      <w:r>
+        <w:t xml:space="preserve">(server.go) — a dedicated, wire-compatible API-key check DISTINCT from the internal-user JWT</w:t>
+      </w:r>
+      <w:r>
+        <w:t xml:space="preserve"> </w:t>
+      </w:r>
+      <w:r>
+        <w:rPr>
+          <w:rStyle w:val="VerbatimChar"/>
+        </w:rPr>
+        <w:t xml:space="preserve">authMiddleware()</w:t>
+      </w:r>
+      <w:r>
+        <w:t xml:space="preserve">/</w:t>
+      </w:r>
+      <w:r>
+        <w:rPr>
+          <w:rStyle w:val="VerbatimChar"/>
+        </w:rPr>
+        <w:t xml:space="preserve">VerifyJWTWithDB</w:t>
+      </w:r>
+      <w:r>
+        <w:t xml:space="preserve"> </w:t>
+      </w:r>
+      <w:r>
+        <w:t xml:space="preserve">(genuine OpenAI/Anthropic SDK clients send an API key, never this server’s session JWT). Pattern reused, not reinvented (§11.4.74): mirrors</w:t>
+      </w:r>
+      <w:r>
+        <w:t xml:space="preserve"> </w:t>
+      </w:r>
+      <w:r>
+        <w:rPr>
+          <w:rStyle w:val="VerbatimChar"/>
+        </w:rPr>
+        <w:t xml:space="preserve">submodules/helix_llm</w:t>
+      </w:r>
+      <w:r>
+        <w:t xml:space="preserve">’s</w:t>
+      </w:r>
+      <w:r>
+        <w:t xml:space="preserve"> </w:t>
+      </w:r>
+      <w:r>
+        <w:rPr>
+          <w:rStyle w:val="VerbatimChar"/>
+        </w:rPr>
+        <w:t xml:space="preserve">internal/gateway/middleware.APIKeyAuth</w:t>
+      </w:r>
+      <w:r>
+        <w:t xml:space="preserve"> </w:t>
+      </w:r>
+      <w:r>
+        <w:t xml:space="preserve">(the DZ-05 fix, commit 60b8e4a) — Bearer/x-api-key token compared against a configured, comma-separated key list — with one deliberate strengthening: fails CLOSED (empty</w:t>
+      </w:r>
+      <w:r>
+        <w:t xml:space="preserve"> </w:t>
+      </w:r>
+      <w:r>
+        <w:rPr>
+          <w:rStyle w:val="VerbatimChar"/>
+        </w:rPr>
+        <w:t xml:space="preserve">cfg.Auth.WireFacadeAPIKeys</w:t>
+      </w:r>
+      <w:r>
+        <w:t xml:space="preserve">, the zero-value default in every shipped config, rejects ALL requests) rather than APIKeyAuth’s</w:t>
+      </w:r>
+      <w:r>
+        <w:t xml:space="preserve"> </w:t>
+      </w:r>
+      <w:r>
+        <w:t xml:space="preserve">“empty keys =&gt; open access”</w:t>
+      </w:r>
+      <w:r>
+        <w:t xml:space="preserve"> </w:t>
+      </w:r>
+      <w:r>
+        <w:t xml:space="preserve">convenience mode, since these routes drive real paid-provider calls. New config field</w:t>
+      </w:r>
+      <w:r>
+        <w:t xml:space="preserve"> </w:t>
+      </w:r>
+      <w:r>
+        <w:rPr>
+          <w:rStyle w:val="VerbatimChar"/>
+        </w:rPr>
+        <w:t xml:space="preserve">Auth.WireFacadeAPIKeys</w:t>
+      </w:r>
+      <w:r>
+        <w:t xml:space="preserve"> </w:t>
+      </w:r>
+      <w:r>
+        <w:t xml:space="preserve">(</w:t>
+      </w:r>
+      <w:r>
+        <w:rPr>
+          <w:rStyle w:val="VerbatimChar"/>
+        </w:rPr>
+        <w:t xml:space="preserve">internal/config/config.go</w:t>
+      </w:r>
+      <w:r>
+        <w:t xml:space="preserve">, env</w:t>
+      </w:r>
+      <w:r>
+        <w:t xml:space="preserve"> </w:t>
+      </w:r>
+      <w:r>
+        <w:rPr>
+          <w:rStyle w:val="VerbatimChar"/>
+        </w:rPr>
+        <w:t xml:space="preserve">HELIX_WIRE_FACADE_API_KEYS</w:t>
+      </w:r>
+      <w:r>
+        <w:t xml:space="preserve">) — §11.4.10: no key is hardcoded anywhere; an operator must explicitly configure at least one key before either route accepts traffic.</w:t>
+      </w:r>
+      <w:r>
+        <w:t xml:space="preserve"> </w:t>
+      </w:r>
+      <w:r>
+        <w:rPr>
+          <w:b/>
+          <w:bCs/>
+        </w:rPr>
+        <w:t xml:space="preserve">Composes-with:</w:t>
+      </w:r>
+      <w:r>
+        <w:t xml:space="preserve"> </w:t>
+      </w:r>
+      <w:r>
+        <w:t xml:space="preserve">§11.4.115 (RED-baseline + polarity switch), §11.4.135 (this guard is now the standing regression test for this defect class), §11.4.74 (reuse of the helix_llm/DZ-05 APIKeyAuth pattern), CONST-035/BLUFF-001 (real provider calls, no simulation).</w:t>
+      </w:r>
+      <w:r>
+        <w:t xml:space="preserve"> </w:t>
+      </w:r>
+      <w:r>
+        <w:rPr>
+          <w:b/>
+          <w:bCs/>
+        </w:rPr>
+        <w:t xml:space="preserve">Created-By:</w:t>
+      </w:r>
+      <w:r>
+        <w:t xml:space="preserve"> </w:t>
+      </w:r>
+      <w:r>
+        <w:t xml:space="preserve">Claude</w:t>
+      </w:r>
+      <w:r>
+        <w:t xml:space="preserve"> </w:t>
+      </w:r>
+      <w:r>
+        <w:rPr>
+          <w:b/>
+          <w:bCs/>
+        </w:rPr>
+        <w:t xml:space="preserve">Assigned-To:</w:t>
+      </w:r>
+      <w:r>
+        <w:t xml:space="preserve"> </w:t>
+      </w:r>
+      <w:r>
+        <w:t xml:space="preserve">Claude</w:t>
+      </w:r>
+    </w:p>
+    <w:p>
+      <w:pPr>
+        <w:pStyle w:val="BodyText"/>
+      </w:pPr>
+      <w:r>
+        <w:t xml:space="preserve">Commit 51c058b1 (</w:t>
+      </w:r>
+      <w:r>
+        <w:t xml:space="preserve">“feat(server): dual OpenAI + Anthropic wire facade on HelixCode’s own server”</w:t>
+      </w:r>
+      <w:r>
+        <w:t xml:space="preserve">) added POST /v1/chat/completions and POST /v1/messages to HelixCode’s own server with no auth middleware attached, while every shipped config profile (config/production-config.yaml included) binds server.address to 0.0.0.0. Flagged as a production blocker by both an independent security review and the dual-wire review. Fixed by wiring a dedicated wireFacadeAuthMiddleware (fail-closed API-key check accepting Authorization: Bearer or x-api-key) onto both routes; see wire_facade_auth_test.go for the RED-&gt;GREEN regression guard.</w:t>
+      </w:r>
+    </w:p>
     <w:bookmarkEnd w:id="86"/>
+    <w:bookmarkStart w:id="87" w:name="X9448ed30b8b3c05aebcdc33b0511e3c1167b00c"/>
+    <w:p>
+      <w:pPr>
+        <w:pStyle w:val="Heading2"/>
+      </w:pPr>
+      <w:r>
+        <w:t xml:space="preserve">HXC-112 — Desktop GUI feature-recording: Fyne OpenGL canvas ignores osascript synthetic clicks — need cliclick/real-event automation to record LLM-chat in-GUI</w:t>
+      </w:r>
+    </w:p>
+    <w:p>
+      <w:pPr>
+        <w:pStyle w:val="FirstParagraph"/>
+      </w:pPr>
+      <w:r>
+        <w:rPr>
+          <w:b/>
+          <w:bCs/>
+        </w:rPr>
+        <w:t xml:space="preserve">Status:</w:t>
+      </w:r>
+      <w:r>
+        <w:t xml:space="preserve"> </w:t>
+      </w:r>
+      <w:r>
+        <w:t xml:space="preserve">Completed (→ Fixed.md)</w:t>
+      </w:r>
+      <w:r>
+        <w:t xml:space="preserve"> </w:t>
+      </w:r>
+      <w:r>
+        <w:rPr>
+          <w:b/>
+          <w:bCs/>
+        </w:rPr>
+        <w:t xml:space="preserve">Type:</w:t>
+      </w:r>
+      <w:r>
+        <w:t xml:space="preserve"> </w:t>
+      </w:r>
+      <w:r>
+        <w:t xml:space="preserve">Task</w:t>
+      </w:r>
+      <w:r>
+        <w:t xml:space="preserve"> </w:t>
+      </w:r>
+      <w:r>
+        <w:rPr>
+          <w:b/>
+          <w:bCs/>
+        </w:rPr>
+        <w:t xml:space="preserve">Evidence:</w:t>
+      </w:r>
+      <w:r>
+        <w:t xml:space="preserve"> </w:t>
+      </w:r>
+      <w:r>
+        <w:t xml:space="preserve">docs/qa/hxc_residuals_operator_closure_20260711/DECISION.md</w:t>
+      </w:r>
+      <w:r>
+        <w:t xml:space="preserve"> </w:t>
+      </w:r>
+      <w:r>
+        <w:rPr>
+          <w:b/>
+          <w:bCs/>
+        </w:rPr>
+        <w:t xml:space="preserve">Created-By:</w:t>
+      </w:r>
+      <w:r>
+        <w:t xml:space="preserve"> </w:t>
+      </w:r>
+      <w:r>
+        <w:t xml:space="preserve">Claude</w:t>
+      </w:r>
+      <w:r>
+        <w:t xml:space="preserve"> </w:t>
+      </w:r>
+      <w:r>
+        <w:rPr>
+          <w:b/>
+          <w:bCs/>
+        </w:rPr>
+        <w:t xml:space="preserve">Assigned-To:</w:t>
+      </w:r>
+      <w:r>
+        <w:t xml:space="preserve"> </w:t>
+      </w:r>
+      <w:r>
+        <w:t xml:space="preserve">Claude</w:t>
+      </w:r>
+    </w:p>
+    <w:p>
+      <w:pPr>
+        <w:pStyle w:val="BodyText"/>
+      </w:pPr>
+      <w:r>
+        <w:t xml:space="preserve">Desktop GUI feature-recording: Fyne OpenGL canvas ignores osascript synthetic clicks — need cliclick/real-event automation to record LLM-chat in-GUI</w:t>
+      </w:r>
+    </w:p>
+    <w:bookmarkEnd w:id="87"/>
+    <w:bookmarkStart w:id="88" w:name="Xf76d568222362fee0045091f5da8314d3348740"/>
+    <w:p>
+      <w:pPr>
+        <w:pStyle w:val="Heading2"/>
+      </w:pPr>
+      <w:r>
+        <w:t xml:space="preserve">HXC-108 — Video-QA program: record all clients x all features with strongest models + ensemble -&gt; /Volumes/T7/Downloads/Recordings, analyze + fix</w:t>
+      </w:r>
+    </w:p>
+    <w:p>
+      <w:pPr>
+        <w:pStyle w:val="FirstParagraph"/>
+      </w:pPr>
+      <w:r>
+        <w:rPr>
+          <w:b/>
+          <w:bCs/>
+        </w:rPr>
+        <w:t xml:space="preserve">Status:</w:t>
+      </w:r>
+      <w:r>
+        <w:t xml:space="preserve"> </w:t>
+      </w:r>
+      <w:r>
+        <w:t xml:space="preserve">Completed (→ Fixed.md)</w:t>
+      </w:r>
+      <w:r>
+        <w:t xml:space="preserve"> </w:t>
+      </w:r>
+      <w:r>
+        <w:rPr>
+          <w:b/>
+          <w:bCs/>
+        </w:rPr>
+        <w:t xml:space="preserve">Type:</w:t>
+      </w:r>
+      <w:r>
+        <w:t xml:space="preserve"> </w:t>
+      </w:r>
+      <w:r>
+        <w:t xml:space="preserve">Task</w:t>
+      </w:r>
+      <w:r>
+        <w:t xml:space="preserve"> </w:t>
+      </w:r>
+      <w:r>
+        <w:rPr>
+          <w:b/>
+          <w:bCs/>
+        </w:rPr>
+        <w:t xml:space="preserve">Evidence:</w:t>
+      </w:r>
+      <w:r>
+        <w:t xml:space="preserve"> </w:t>
+      </w:r>
+      <w:r>
+        <w:t xml:space="preserve">docs/qa/hxc_residuals_operator_closure_20260711/DECISION.md</w:t>
+      </w:r>
+      <w:r>
+        <w:t xml:space="preserve"> </w:t>
+      </w:r>
+      <w:r>
+        <w:rPr>
+          <w:b/>
+          <w:bCs/>
+        </w:rPr>
+        <w:t xml:space="preserve">Created-By:</w:t>
+      </w:r>
+      <w:r>
+        <w:t xml:space="preserve"> </w:t>
+      </w:r>
+      <w:r>
+        <w:t xml:space="preserve">Claude</w:t>
+      </w:r>
+      <w:r>
+        <w:t xml:space="preserve"> </w:t>
+      </w:r>
+      <w:r>
+        <w:rPr>
+          <w:b/>
+          <w:bCs/>
+        </w:rPr>
+        <w:t xml:space="preserve">Assigned-To:</w:t>
+      </w:r>
+      <w:r>
+        <w:t xml:space="preserve"> </w:t>
+      </w:r>
+      <w:r>
+        <w:t xml:space="preserve">Claude</w:t>
+      </w:r>
+    </w:p>
+    <w:p>
+      <w:pPr>
+        <w:pStyle w:val="BodyText"/>
+      </w:pPr>
+      <w:r>
+        <w:t xml:space="preserve">Video-QA program: record all clients x all features with strongest models + ensemble -&gt; /Volumes/T7/Downloads/Recordings, analyze + fix</w:t>
+      </w:r>
+    </w:p>
+    <w:bookmarkEnd w:id="88"/>
+    <w:bookmarkStart w:id="89" w:name="X0b4295f54b08d03190551c0d2a13d6447a64e38"/>
+    <w:p>
+      <w:pPr>
+        <w:pStyle w:val="Heading2"/>
+      </w:pPr>
+      <w:r>
+        <w:t xml:space="preserve">HXC-107 — Feature Status docs program (docs/features) — comprehensive per-feature inventory across all components/clients/submodules/ported-cli_agents, docs_chain-synced</w:t>
+      </w:r>
+    </w:p>
+    <w:p>
+      <w:pPr>
+        <w:pStyle w:val="FirstParagraph"/>
+      </w:pPr>
+      <w:r>
+        <w:rPr>
+          <w:b/>
+          <w:bCs/>
+        </w:rPr>
+        <w:t xml:space="preserve">Status:</w:t>
+      </w:r>
+      <w:r>
+        <w:t xml:space="preserve"> </w:t>
+      </w:r>
+      <w:r>
+        <w:t xml:space="preserve">Completed (→ Fixed.md)</w:t>
+      </w:r>
+      <w:r>
+        <w:t xml:space="preserve"> </w:t>
+      </w:r>
+      <w:r>
+        <w:rPr>
+          <w:b/>
+          <w:bCs/>
+        </w:rPr>
+        <w:t xml:space="preserve">Type:</w:t>
+      </w:r>
+      <w:r>
+        <w:t xml:space="preserve"> </w:t>
+      </w:r>
+      <w:r>
+        <w:t xml:space="preserve">Task</w:t>
+      </w:r>
+      <w:r>
+        <w:t xml:space="preserve"> </w:t>
+      </w:r>
+      <w:r>
+        <w:rPr>
+          <w:b/>
+          <w:bCs/>
+        </w:rPr>
+        <w:t xml:space="preserve">Evidence:</w:t>
+      </w:r>
+      <w:r>
+        <w:t xml:space="preserve"> </w:t>
+      </w:r>
+      <w:r>
+        <w:t xml:space="preserve">docs/qa/hxc_residuals_operator_closure_20260711/DECISION.md</w:t>
+      </w:r>
+      <w:r>
+        <w:t xml:space="preserve"> </w:t>
+      </w:r>
+      <w:r>
+        <w:rPr>
+          <w:b/>
+          <w:bCs/>
+        </w:rPr>
+        <w:t xml:space="preserve">Created-By:</w:t>
+      </w:r>
+      <w:r>
+        <w:t xml:space="preserve"> </w:t>
+      </w:r>
+      <w:r>
+        <w:t xml:space="preserve">Claude</w:t>
+      </w:r>
+      <w:r>
+        <w:t xml:space="preserve"> </w:t>
+      </w:r>
+      <w:r>
+        <w:rPr>
+          <w:b/>
+          <w:bCs/>
+        </w:rPr>
+        <w:t xml:space="preserve">Assigned-To:</w:t>
+      </w:r>
+      <w:r>
+        <w:t xml:space="preserve"> </w:t>
+      </w:r>
+      <w:r>
+        <w:t xml:space="preserve">Claude</w:t>
+      </w:r>
+    </w:p>
+    <w:p>
+      <w:pPr>
+        <w:pStyle w:val="BodyText"/>
+      </w:pPr>
+      <w:r>
+        <w:t xml:space="preserve">Feature Status docs program (docs/features) — comprehensive per-feature inventory across all components/clients/submodules/ported-cli_agents, docs_chain-synced</w:t>
+      </w:r>
+    </w:p>
+    <w:bookmarkEnd w:id="89"/>
+    <w:bookmarkStart w:id="90" w:name="X759f2253397b01b8f531a88e121646c4d11133e"/>
+    <w:p>
+      <w:pPr>
+        <w:pStyle w:val="Heading2"/>
+      </w:pPr>
+      <w:r>
+        <w:t xml:space="preserve">HXC-115 — CONST-046 anti-bluff gate is non-functional on any non-original checkout</w:t>
+      </w:r>
+    </w:p>
+    <w:p>
+      <w:pPr>
+        <w:pStyle w:val="FirstParagraph"/>
+      </w:pPr>
+      <w:r>
+        <w:rPr>
+          <w:b/>
+          <w:bCs/>
+        </w:rPr>
+        <w:t xml:space="preserve">Status:</w:t>
+      </w:r>
+      <w:r>
+        <w:t xml:space="preserve"> </w:t>
+      </w:r>
+      <w:r>
+        <w:t xml:space="preserve">Fixed (→ Fixed.md)</w:t>
+      </w:r>
+      <w:r>
+        <w:t xml:space="preserve"> </w:t>
+      </w:r>
+      <w:r>
+        <w:rPr>
+          <w:b/>
+          <w:bCs/>
+        </w:rPr>
+        <w:t xml:space="preserve">Type:</w:t>
+      </w:r>
+      <w:r>
+        <w:t xml:space="preserve"> </w:t>
+      </w:r>
+      <w:r>
+        <w:t xml:space="preserve">Bug</w:t>
+      </w:r>
+      <w:r>
+        <w:t xml:space="preserve"> </w:t>
+      </w:r>
+      <w:r>
+        <w:rPr>
+          <w:b/>
+          <w:bCs/>
+        </w:rPr>
+        <w:t xml:space="preserve">Evidence:</w:t>
+      </w:r>
+      <w:r>
+        <w:t xml:space="preserve"> </w:t>
+      </w:r>
+      <w:r>
+        <w:t xml:space="preserve">docs/qa/discovery_hardening_20260711T212548Z/S3_const046_gate_evidence.md</w:t>
+      </w:r>
+      <w:r>
+        <w:t xml:space="preserve"> </w:t>
+      </w:r>
+      <w:r>
+        <w:rPr>
+          <w:b/>
+          <w:bCs/>
+        </w:rPr>
+        <w:t xml:space="preserve">Severity:</w:t>
+      </w:r>
+      <w:r>
+        <w:t xml:space="preserve"> </w:t>
+      </w:r>
+      <w:r>
+        <w:t xml:space="preserve">High</w:t>
+      </w:r>
+      <w:r>
+        <w:t xml:space="preserve"> </w:t>
+      </w:r>
+      <w:r>
+        <w:rPr>
+          <w:b/>
+          <w:bCs/>
+        </w:rPr>
+        <w:t xml:space="preserve">Created-By:</w:t>
+      </w:r>
+      <w:r>
+        <w:t xml:space="preserve"> </w:t>
+      </w:r>
+      <w:r>
+        <w:t xml:space="preserve">Claude</w:t>
+      </w:r>
+    </w:p>
+    <w:p>
+      <w:pPr>
+        <w:pStyle w:val="BodyText"/>
+      </w:pPr>
+      <w:r>
+        <w:t xml:space="preserve">The automated check that scans the codebase for forbidden hardcoded user-facing text stores its list of known-good files using full disk paths tied to one specific machine. On any other computer or checkout location those paths no longer match, so the check wrongly flags every file as a brand-new violation and exits with an error. This silently disables a governance safety-net everywhere except its original machine. The fix stores the known-good list using paths relative to the project folder so the check works anywhere. This restores real enforcement for every developer and automated run.</w:t>
+      </w:r>
+    </w:p>
+    <w:bookmarkEnd w:id="90"/>
+    <w:bookmarkStart w:id="91" w:name="Xf0feb54f57e48f78e42ee094d72fb2830de7d7f"/>
+    <w:p>
+      <w:pPr>
+        <w:pStyle w:val="Heading2"/>
+      </w:pPr>
+      <w:r>
+        <w:t xml:space="preserve">HXC-116 — Missing multi-track development runbook referenced by config and tooling</w:t>
+      </w:r>
+    </w:p>
+    <w:p>
+      <w:pPr>
+        <w:pStyle w:val="FirstParagraph"/>
+      </w:pPr>
+      <w:r>
+        <w:rPr>
+          <w:b/>
+          <w:bCs/>
+        </w:rPr>
+        <w:t xml:space="preserve">Status:</w:t>
+      </w:r>
+      <w:r>
+        <w:t xml:space="preserve"> </w:t>
+      </w:r>
+      <w:r>
+        <w:t xml:space="preserve">Completed (→ Fixed.md)</w:t>
+      </w:r>
+      <w:r>
+        <w:t xml:space="preserve"> </w:t>
+      </w:r>
+      <w:r>
+        <w:rPr>
+          <w:b/>
+          <w:bCs/>
+        </w:rPr>
+        <w:t xml:space="preserve">Type:</w:t>
+      </w:r>
+      <w:r>
+        <w:t xml:space="preserve"> </w:t>
+      </w:r>
+      <w:r>
+        <w:t xml:space="preserve">Task</w:t>
+      </w:r>
+      <w:r>
+        <w:t xml:space="preserve"> </w:t>
+      </w:r>
+      <w:r>
+        <w:rPr>
+          <w:b/>
+          <w:bCs/>
+        </w:rPr>
+        <w:t xml:space="preserve">Evidence:</w:t>
+      </w:r>
+      <w:r>
+        <w:t xml:space="preserve"> </w:t>
+      </w:r>
+      <w:r>
+        <w:t xml:space="preserve">docs/qa/discovery_hardening_20260711T212548Z/S4_docs_evidence.md</w:t>
+      </w:r>
+      <w:r>
+        <w:t xml:space="preserve"> </w:t>
+      </w:r>
+      <w:r>
+        <w:rPr>
+          <w:b/>
+          <w:bCs/>
+        </w:rPr>
+        <w:t xml:space="preserve">Severity:</w:t>
+      </w:r>
+      <w:r>
+        <w:t xml:space="preserve"> </w:t>
+      </w:r>
+      <w:r>
+        <w:t xml:space="preserve">Medium</w:t>
+      </w:r>
+      <w:r>
+        <w:t xml:space="preserve"> </w:t>
+      </w:r>
+      <w:r>
+        <w:rPr>
+          <w:b/>
+          <w:bCs/>
+        </w:rPr>
+        <w:t xml:space="preserve">Created-By:</w:t>
+      </w:r>
+      <w:r>
+        <w:t xml:space="preserve"> </w:t>
+      </w:r>
+      <w:r>
+        <w:t xml:space="preserve">Claude</w:t>
+      </w:r>
+    </w:p>
+    <w:p>
+      <w:pPr>
+        <w:pStyle w:val="BodyText"/>
+      </w:pPr>
+      <w:r>
+        <w:t xml:space="preserve">The multi-track development system’s configuration file and its command-line tool both direct readers to an operating guide that does not exist in the repository. Anyone trying to bring up or operate the parallel development tracks has no authoritative instructions. This risks mistakes with the shared storage drives. The task is to write the missing guide covering the track layout, how to start tracks safely, and the storage-drive precautions. Operators can then run the multi-track system correctly from documented steps.</w:t>
+      </w:r>
+    </w:p>
+    <w:bookmarkEnd w:id="91"/>
+    <w:bookmarkStart w:id="92" w:name="Xe34559359273b98110f97f7eb450c677bc81992"/>
+    <w:p>
+      <w:pPr>
+        <w:pStyle w:val="Heading2"/>
+      </w:pPr>
+      <w:r>
+        <w:t xml:space="preserve">HXC-120 — Regression test asserted insecure wildcard CORS the hardened server no longer returns</w:t>
+      </w:r>
+    </w:p>
+    <w:p>
+      <w:pPr>
+        <w:pStyle w:val="FirstParagraph"/>
+      </w:pPr>
+      <w:r>
+        <w:rPr>
+          <w:b/>
+          <w:bCs/>
+        </w:rPr>
+        <w:t xml:space="preserve">Status:</w:t>
+      </w:r>
+      <w:r>
+        <w:t xml:space="preserve"> </w:t>
+      </w:r>
+      <w:r>
+        <w:t xml:space="preserve">Fixed (→ Fixed.md)</w:t>
+      </w:r>
+      <w:r>
+        <w:t xml:space="preserve"> </w:t>
+      </w:r>
+      <w:r>
+        <w:rPr>
+          <w:b/>
+          <w:bCs/>
+        </w:rPr>
+        <w:t xml:space="preserve">Type:</w:t>
+      </w:r>
+      <w:r>
+        <w:t xml:space="preserve"> </w:t>
+      </w:r>
+      <w:r>
+        <w:t xml:space="preserve">Bug</w:t>
+      </w:r>
+      <w:r>
+        <w:t xml:space="preserve"> </w:t>
+      </w:r>
+      <w:r>
+        <w:rPr>
+          <w:b/>
+          <w:bCs/>
+        </w:rPr>
+        <w:t xml:space="preserve">Evidence:</w:t>
+      </w:r>
+      <w:r>
+        <w:t xml:space="preserve"> </w:t>
+      </w:r>
+      <w:r>
+        <w:t xml:space="preserve">docs/qa/discovery_hardening_20260711T212548Z/S1_cors_evidence.md</w:t>
+      </w:r>
+      <w:r>
+        <w:t xml:space="preserve"> </w:t>
+      </w:r>
+      <w:r>
+        <w:rPr>
+          <w:b/>
+          <w:bCs/>
+        </w:rPr>
+        <w:t xml:space="preserve">Severity:</w:t>
+      </w:r>
+      <w:r>
+        <w:t xml:space="preserve"> </w:t>
+      </w:r>
+      <w:r>
+        <w:t xml:space="preserve">Medium</w:t>
+      </w:r>
+      <w:r>
+        <w:t xml:space="preserve"> </w:t>
+      </w:r>
+      <w:r>
+        <w:rPr>
+          <w:b/>
+          <w:bCs/>
+        </w:rPr>
+        <w:t xml:space="preserve">Created-By:</w:t>
+      </w:r>
+      <w:r>
+        <w:t xml:space="preserve"> </w:t>
+      </w:r>
+      <w:r>
+        <w:t xml:space="preserve">Claude</w:t>
+      </w:r>
+    </w:p>
+    <w:p>
+      <w:pPr>
+        <w:pStyle w:val="BodyText"/>
+      </w:pPr>
+      <w:r>
+        <w:t xml:space="preserve">A safety test for the web server checked that cross-origin browser requests are answered with a permissive wildcard allowing any website to call the API. The server was correctly hardened to allow only an explicit list of trusted sites, so the old test failed and encoded an insecure expectation. The fix updates the test to verify the secure behavior (only listed sites allowed, others refused) without reintroducing the wildcard. The test suite now protects the secure behavior instead of demanding an insecure one.</w:t>
+      </w:r>
+    </w:p>
+    <w:bookmarkEnd w:id="92"/>
+    <w:bookmarkStart w:id="93" w:name="Xfbf233eaad29885f5837a11d8e8f66954f96437"/>
+    <w:p>
+      <w:pPr>
+        <w:pStyle w:val="Heading2"/>
+      </w:pPr>
+      <w:r>
+        <w:t xml:space="preserve">HXC-121 — Two production model-provider integrations (HuggingFace, Together) had no automated tests</w:t>
+      </w:r>
+    </w:p>
+    <w:p>
+      <w:pPr>
+        <w:pStyle w:val="FirstParagraph"/>
+      </w:pPr>
+      <w:r>
+        <w:rPr>
+          <w:b/>
+          <w:bCs/>
+        </w:rPr>
+        <w:t xml:space="preserve">Status:</w:t>
+      </w:r>
+      <w:r>
+        <w:t xml:space="preserve"> </w:t>
+      </w:r>
+      <w:r>
+        <w:t xml:space="preserve">Completed (→ Fixed.md)</w:t>
+      </w:r>
+      <w:r>
+        <w:t xml:space="preserve"> </w:t>
+      </w:r>
+      <w:r>
+        <w:rPr>
+          <w:b/>
+          <w:bCs/>
+        </w:rPr>
+        <w:t xml:space="preserve">Type:</w:t>
+      </w:r>
+      <w:r>
+        <w:t xml:space="preserve"> </w:t>
+      </w:r>
+      <w:r>
+        <w:t xml:space="preserve">Task</w:t>
+      </w:r>
+      <w:r>
+        <w:t xml:space="preserve"> </w:t>
+      </w:r>
+      <w:r>
+        <w:rPr>
+          <w:b/>
+          <w:bCs/>
+        </w:rPr>
+        <w:t xml:space="preserve">Evidence:</w:t>
+      </w:r>
+      <w:r>
+        <w:t xml:space="preserve"> </w:t>
+      </w:r>
+      <w:r>
+        <w:t xml:space="preserve">docs/qa/discovery_hardening_20260711T212548Z/S2_provider_tests_evidence.md</w:t>
+      </w:r>
+      <w:r>
+        <w:t xml:space="preserve"> </w:t>
+      </w:r>
+      <w:r>
+        <w:rPr>
+          <w:b/>
+          <w:bCs/>
+        </w:rPr>
+        <w:t xml:space="preserve">Severity:</w:t>
+      </w:r>
+      <w:r>
+        <w:t xml:space="preserve"> </w:t>
+      </w:r>
+      <w:r>
+        <w:t xml:space="preserve">Medium</w:t>
+      </w:r>
+      <w:r>
+        <w:t xml:space="preserve"> </w:t>
+      </w:r>
+      <w:r>
+        <w:rPr>
+          <w:b/>
+          <w:bCs/>
+        </w:rPr>
+        <w:t xml:space="preserve">Created-By:</w:t>
+      </w:r>
+      <w:r>
+        <w:t xml:space="preserve"> </w:t>
+      </w:r>
+      <w:r>
+        <w:t xml:space="preserve">Claude</w:t>
+      </w:r>
+    </w:p>
+    <w:p>
+      <w:pPr>
+        <w:pStyle w:val="BodyText"/>
+      </w:pPr>
+      <w:r>
+        <w:t xml:space="preserve">The code connecting the platform to the HuggingFace and Together AI model services shipped with no automated tests. A future change could silently break how requests are built or responses parsed and nothing would catch it. The work adds real tests exercising the actual client code against a simulated provider endpoint, checking the outgoing request, the parsed reply, and error handling. These two integrations become protected against silent regressions.</w:t>
+      </w:r>
+    </w:p>
+    <w:bookmarkEnd w:id="93"/>
+    <w:bookmarkStart w:id="94" w:name="X39216a71c33bd5933bff68de01baee4b1d7e34e"/>
+    <w:p>
+      <w:pPr>
+        <w:pStyle w:val="Heading2"/>
+      </w:pPr>
+      <w:r>
+        <w:t xml:space="preserve">HXC-123 — The security-scan command tool has no automated tests</w:t>
+      </w:r>
+    </w:p>
+    <w:p>
+      <w:pPr>
+        <w:pStyle w:val="FirstParagraph"/>
+      </w:pPr>
+      <w:r>
+        <w:rPr>
+          <w:b/>
+          <w:bCs/>
+        </w:rPr>
+        <w:t xml:space="preserve">Status:</w:t>
+      </w:r>
+      <w:r>
+        <w:t xml:space="preserve"> </w:t>
+      </w:r>
+      <w:r>
+        <w:t xml:space="preserve">Completed (→ Fixed.md)</w:t>
+      </w:r>
+      <w:r>
+        <w:t xml:space="preserve"> </w:t>
+      </w:r>
+      <w:r>
+        <w:rPr>
+          <w:b/>
+          <w:bCs/>
+        </w:rPr>
+        <w:t xml:space="preserve">Type:</w:t>
+      </w:r>
+      <w:r>
+        <w:t xml:space="preserve"> </w:t>
+      </w:r>
+      <w:r>
+        <w:t xml:space="preserve">Task</w:t>
+      </w:r>
+      <w:r>
+        <w:t xml:space="preserve"> </w:t>
+      </w:r>
+      <w:r>
+        <w:rPr>
+          <w:b/>
+          <w:bCs/>
+        </w:rPr>
+        <w:t xml:space="preserve">Evidence:</w:t>
+      </w:r>
+      <w:r>
+        <w:t xml:space="preserve"> </w:t>
+      </w:r>
+      <w:r>
+        <w:t xml:space="preserve">docs/qa/discovery_hardening_20260711T212548Z/S5_security_scan_evidence.md</w:t>
+      </w:r>
+      <w:r>
+        <w:t xml:space="preserve"> </w:t>
+      </w:r>
+      <w:r>
+        <w:rPr>
+          <w:b/>
+          <w:bCs/>
+        </w:rPr>
+        <w:t xml:space="preserve">Severity:</w:t>
+      </w:r>
+      <w:r>
+        <w:t xml:space="preserve"> </w:t>
+      </w:r>
+      <w:r>
+        <w:t xml:space="preserve">Low</w:t>
+      </w:r>
+      <w:r>
+        <w:t xml:space="preserve"> </w:t>
+      </w:r>
+      <w:r>
+        <w:rPr>
+          <w:b/>
+          <w:bCs/>
+        </w:rPr>
+        <w:t xml:space="preserve">Created-By:</w:t>
+      </w:r>
+      <w:r>
+        <w:t xml:space="preserve"> </w:t>
+      </w:r>
+      <w:r>
+        <w:t xml:space="preserve">Claude</w:t>
+      </w:r>
+    </w:p>
+    <w:p>
+      <w:pPr>
+        <w:pStyle w:val="BodyText"/>
+      </w:pPr>
+      <w:r>
+        <w:t xml:space="preserve">The command-line security-scan helper ships without automated tests covering its behavior, so bugs could go unnoticed until a real scan produces wrong results. The work adds tests verifying the tool’s core scanning and reporting logic. The security-scan tool then becomes protected against silent breakage.</w:t>
+      </w:r>
+    </w:p>
+    <w:bookmarkEnd w:id="94"/>
+    <w:bookmarkStart w:id="95" w:name="X6c465648bf7d59c5b9861e7050d39c197b48a66"/>
+    <w:p>
+      <w:pPr>
+        <w:pStyle w:val="Heading2"/>
+      </w:pPr>
+      <w:r>
+        <w:t xml:space="preserve">HXC-130 — Building the desktop and mobile GUIs fails without documented X11/OpenGL system libraries</w:t>
+      </w:r>
+    </w:p>
+    <w:p>
+      <w:pPr>
+        <w:pStyle w:val="FirstParagraph"/>
+      </w:pPr>
+      <w:r>
+        <w:rPr>
+          <w:b/>
+          <w:bCs/>
+        </w:rPr>
+        <w:t xml:space="preserve">Status:</w:t>
+      </w:r>
+      <w:r>
+        <w:t xml:space="preserve"> </w:t>
+      </w:r>
+      <w:r>
+        <w:t xml:space="preserve">Completed (→ Fixed.md)</w:t>
+      </w:r>
+      <w:r>
+        <w:t xml:space="preserve"> </w:t>
+      </w:r>
+      <w:r>
+        <w:rPr>
+          <w:b/>
+          <w:bCs/>
+        </w:rPr>
+        <w:t xml:space="preserve">Type:</w:t>
+      </w:r>
+      <w:r>
+        <w:t xml:space="preserve"> </w:t>
+      </w:r>
+      <w:r>
+        <w:t xml:space="preserve">Task</w:t>
+      </w:r>
+      <w:r>
+        <w:t xml:space="preserve"> </w:t>
+      </w:r>
+      <w:r>
+        <w:rPr>
+          <w:b/>
+          <w:bCs/>
+        </w:rPr>
+        <w:t xml:space="preserve">Evidence:</w:t>
+      </w:r>
+      <w:r>
+        <w:t xml:space="preserve"> </w:t>
+      </w:r>
+      <w:r>
+        <w:t xml:space="preserve">docs/qa/discovery_hardening_20260711T212548Z/S4_docs_evidence.md</w:t>
+      </w:r>
+      <w:r>
+        <w:t xml:space="preserve"> </w:t>
+      </w:r>
+      <w:r>
+        <w:rPr>
+          <w:b/>
+          <w:bCs/>
+        </w:rPr>
+        <w:t xml:space="preserve">Severity:</w:t>
+      </w:r>
+      <w:r>
+        <w:t xml:space="preserve"> </w:t>
+      </w:r>
+      <w:r>
+        <w:t xml:space="preserve">Medium</w:t>
+      </w:r>
+      <w:r>
+        <w:t xml:space="preserve"> </w:t>
+      </w:r>
+      <w:r>
+        <w:rPr>
+          <w:b/>
+          <w:bCs/>
+        </w:rPr>
+        <w:t xml:space="preserve">Created-By:</w:t>
+      </w:r>
+      <w:r>
+        <w:t xml:space="preserve"> </w:t>
+      </w:r>
+      <w:r>
+        <w:t xml:space="preserve">Claude</w:t>
+      </w:r>
+    </w:p>
+    <w:p>
+      <w:pPr>
+        <w:pStyle w:val="BodyText"/>
+      </w:pPr>
+      <w:r>
+        <w:t xml:space="preserve">A full build fails on a clean machine because the desktop and mobile graphical apps need system graphics libraries (X11 and OpenGL) that are neither installed nor documented, so newcomers hit a confusing build error with no guidance. The work documents the exact system packages required, the command to install them, and the headless no-graphics build path used for development and continuous integration. Anyone can then build the project or knowingly choose the headless path without surprise failures.</w:t>
+      </w:r>
+    </w:p>
+    <w:bookmarkEnd w:id="95"/>
+    <w:bookmarkEnd w:id="96"/>
     <w:sectPr>
       <w:footnotePr>
         <w:numRestart w:val="eachSect"/>

--- a/docs/Fixed.docx
+++ b/docs/Fixed.docx
@@ -2,7 +2,7 @@
 <file path=word/document.xml><?xml version="1.0" encoding="utf-8"?>
 <w:document xmlns:w="http://schemas.openxmlformats.org/wordprocessingml/2006/main" xmlns:m="http://schemas.openxmlformats.org/officeDocument/2006/math" xmlns:r="http://schemas.openxmlformats.org/officeDocument/2006/relationships" xmlns:o="urn:schemas-microsoft-com:office:office" xmlns:v="urn:schemas-microsoft-com:vml" xmlns:w10="urn:schemas-microsoft-com:office:word" xmlns:a="http://schemas.openxmlformats.org/drawingml/2006/main" xmlns:pic="http://schemas.openxmlformats.org/drawingml/2006/picture" xmlns:wp="http://schemas.openxmlformats.org/drawingml/2006/wordprocessingDrawing">
   <w:body>
-    <w:bookmarkStart w:id="96" w:name="helixcode-fixed-items-tracker"/>
+    <w:bookmarkStart w:id="99" w:name="helixcode-fixed-items-tracker"/>
     <w:p>
       <w:pPr>
         <w:pStyle w:val="Heading1"/>
@@ -20886,7 +20886,7 @@
         <w:t xml:space="preserve"> </w:t>
       </w:r>
       <w:r>
-        <w:t xml:space="preserve">Since: 2026-06-09; Reason: not-reproducible; Superseding-item: none; Triple-check: 10/10 canonical-tree non-reproduction at HEAD 54ab4e95 — see docs/qa/HXC-044/evidence.md</w:t>
+        <w:t xml:space="preserve">Since: 2026-06-09; Reason: not-reproducible; Superseding-item: none; Triple-check evidence: docs/qa/HXC-044/evidence.md</w:t>
       </w:r>
     </w:p>
     <w:p>
@@ -29800,7 +29800,307 @@
       </w:r>
     </w:p>
     <w:bookmarkEnd w:id="95"/>
+    <w:bookmarkStart w:id="96" w:name="Xbf220f42d751dc3e6c03b001633233c0c073659"/>
+    <w:p>
+      <w:pPr>
+        <w:pStyle w:val="Heading2"/>
+      </w:pPr>
+      <w:r>
+        <w:t xml:space="preserve">HXC-125 — Integration-tagged tests are invisible to the default test run</w:t>
+      </w:r>
+    </w:p>
+    <w:p>
+      <w:pPr>
+        <w:pStyle w:val="FirstParagraph"/>
+      </w:pPr>
+      <w:r>
+        <w:rPr>
+          <w:b/>
+          <w:bCs/>
+        </w:rPr>
+        <w:t xml:space="preserve">Status:</w:t>
+      </w:r>
+      <w:r>
+        <w:t xml:space="preserve"> </w:t>
+      </w:r>
+      <w:r>
+        <w:t xml:space="preserve">Completed (→ Fixed.md)</w:t>
+      </w:r>
+      <w:r>
+        <w:t xml:space="preserve"> </w:t>
+      </w:r>
+      <w:r>
+        <w:rPr>
+          <w:b/>
+          <w:bCs/>
+        </w:rPr>
+        <w:t xml:space="preserve">Type:</w:t>
+      </w:r>
+      <w:r>
+        <w:t xml:space="preserve"> </w:t>
+      </w:r>
+      <w:r>
+        <w:t xml:space="preserve">Task</w:t>
+      </w:r>
+      <w:r>
+        <w:t xml:space="preserve"> </w:t>
+      </w:r>
+      <w:r>
+        <w:rPr>
+          <w:b/>
+          <w:bCs/>
+        </w:rPr>
+        <w:t xml:space="preserve">Evidence:</w:t>
+      </w:r>
+      <w:r>
+        <w:t xml:space="preserve"> </w:t>
+      </w:r>
+      <w:r>
+        <w:t xml:space="preserve">docs/qa/discovery_hardening_wave2src_20260711T220325Z/W2B_integration_tag_evidence.md</w:t>
+      </w:r>
+      <w:r>
+        <w:t xml:space="preserve"> </w:t>
+      </w:r>
+      <w:r>
+        <w:rPr>
+          <w:b/>
+          <w:bCs/>
+        </w:rPr>
+        <w:t xml:space="preserve">Severity:</w:t>
+      </w:r>
+      <w:r>
+        <w:t xml:space="preserve"> </w:t>
+      </w:r>
+      <w:r>
+        <w:t xml:space="preserve">Low</w:t>
+      </w:r>
+      <w:r>
+        <w:t xml:space="preserve"> </w:t>
+      </w:r>
+      <w:r>
+        <w:rPr>
+          <w:b/>
+          <w:bCs/>
+        </w:rPr>
+        <w:t xml:space="preserve">Created-By:</w:t>
+      </w:r>
+      <w:r>
+        <w:t xml:space="preserve"> </w:t>
+      </w:r>
+      <w:r>
+        <w:t xml:space="preserve">Claude</w:t>
+      </w:r>
+    </w:p>
+    <w:p>
+      <w:pPr>
+        <w:pStyle w:val="BodyText"/>
+      </w:pPr>
+      <w:r>
+        <w:t xml:space="preserve">A large set of integration tests is hidden behind a build tag, so an ordinary test run never compiles or executes them and their pass/fail signal is absent from routine checks. They pass when the tag is supplied, so this is a visibility gap, not a broken feature. The work makes the standard test command or a documented target include them so their status is always visible. Everyday test results then reflect integration coverage.</w:t>
+      </w:r>
+    </w:p>
     <w:bookmarkEnd w:id="96"/>
+    <w:bookmarkStart w:id="97" w:name="Xe853b9209efbb434c31bb679ded466c6637226b"/>
+    <w:p>
+      <w:pPr>
+        <w:pStyle w:val="Heading2"/>
+      </w:pPr>
+      <w:r>
+        <w:t xml:space="preserve">HXC-127 — The obsolete-items detail table is empty, so retired items lack required justification</w:t>
+      </w:r>
+    </w:p>
+    <w:p>
+      <w:pPr>
+        <w:pStyle w:val="FirstParagraph"/>
+      </w:pPr>
+      <w:r>
+        <w:rPr>
+          <w:b/>
+          <w:bCs/>
+        </w:rPr>
+        <w:t xml:space="preserve">Status:</w:t>
+      </w:r>
+      <w:r>
+        <w:t xml:space="preserve"> </w:t>
+      </w:r>
+      <w:r>
+        <w:t xml:space="preserve">Completed (→ Fixed.md)</w:t>
+      </w:r>
+      <w:r>
+        <w:t xml:space="preserve"> </w:t>
+      </w:r>
+      <w:r>
+        <w:rPr>
+          <w:b/>
+          <w:bCs/>
+        </w:rPr>
+        <w:t xml:space="preserve">Type:</w:t>
+      </w:r>
+      <w:r>
+        <w:t xml:space="preserve"> </w:t>
+      </w:r>
+      <w:r>
+        <w:t xml:space="preserve">Task</w:t>
+      </w:r>
+      <w:r>
+        <w:t xml:space="preserve"> </w:t>
+      </w:r>
+      <w:r>
+        <w:rPr>
+          <w:b/>
+          <w:bCs/>
+        </w:rPr>
+        <w:t xml:space="preserve">Evidence:</w:t>
+      </w:r>
+      <w:r>
+        <w:t xml:space="preserve"> </w:t>
+      </w:r>
+      <w:r>
+        <w:t xml:space="preserve">docs/qa/HXC-044/evidence.md</w:t>
+      </w:r>
+      <w:r>
+        <w:t xml:space="preserve"> </w:t>
+      </w:r>
+      <w:r>
+        <w:rPr>
+          <w:b/>
+          <w:bCs/>
+        </w:rPr>
+        <w:t xml:space="preserve">Severity:</w:t>
+      </w:r>
+      <w:r>
+        <w:t xml:space="preserve"> </w:t>
+      </w:r>
+      <w:r>
+        <w:t xml:space="preserve">Low</w:t>
+      </w:r>
+      <w:r>
+        <w:t xml:space="preserve"> </w:t>
+      </w:r>
+      <w:r>
+        <w:rPr>
+          <w:b/>
+          <w:bCs/>
+        </w:rPr>
+        <w:t xml:space="preserve">Created-By:</w:t>
+      </w:r>
+      <w:r>
+        <w:t xml:space="preserve"> </w:t>
+      </w:r>
+      <w:r>
+        <w:t xml:space="preserve">Claude</w:t>
+      </w:r>
+    </w:p>
+    <w:p>
+      <w:pPr>
+        <w:pStyle w:val="BodyText"/>
+      </w:pPr>
+      <w:r>
+        <w:t xml:space="preserve">When an item is retired as obsolete, governance requires a recorded reason, date, and superseding reference, but the table holding these details is completely empty, including for the one currently obsolete item. This leaves retirements unexplained and non-compliant. The work populates the required justification details for obsolete items so every retired item carries an auditable reason.</w:t>
+      </w:r>
+    </w:p>
+    <w:bookmarkEnd w:id="97"/>
+    <w:bookmarkStart w:id="98" w:name="Xfc084c7d1e80cc24a2bc9bd0e0552bbbe405858"/>
+    <w:p>
+      <w:pPr>
+        <w:pStyle w:val="Heading2"/>
+      </w:pPr>
+      <w:r>
+        <w:t xml:space="preserve">HXC-129 — Severity is blank on 79 closed feature items, blocking risk-based prioritization</w:t>
+      </w:r>
+    </w:p>
+    <w:p>
+      <w:pPr>
+        <w:pStyle w:val="FirstParagraph"/>
+      </w:pPr>
+      <w:r>
+        <w:rPr>
+          <w:b/>
+          <w:bCs/>
+        </w:rPr>
+        <w:t xml:space="preserve">Status:</w:t>
+      </w:r>
+      <w:r>
+        <w:t xml:space="preserve"> </w:t>
+      </w:r>
+      <w:r>
+        <w:t xml:space="preserve">Completed (→ Fixed.md)</w:t>
+      </w:r>
+      <w:r>
+        <w:t xml:space="preserve"> </w:t>
+      </w:r>
+      <w:r>
+        <w:rPr>
+          <w:b/>
+          <w:bCs/>
+        </w:rPr>
+        <w:t xml:space="preserve">Type:</w:t>
+      </w:r>
+      <w:r>
+        <w:t xml:space="preserve"> </w:t>
+      </w:r>
+      <w:r>
+        <w:t xml:space="preserve">Task</w:t>
+      </w:r>
+      <w:r>
+        <w:t xml:space="preserve"> </w:t>
+      </w:r>
+      <w:r>
+        <w:rPr>
+          <w:b/>
+          <w:bCs/>
+        </w:rPr>
+        <w:t xml:space="preserve">Evidence:</w:t>
+      </w:r>
+      <w:r>
+        <w:t xml:space="preserve"> </w:t>
+      </w:r>
+      <w:r>
+        <w:t xml:space="preserve">docs/qa/fdbtool_hygiene_20260712T071056Z/W2C_hygiene_proposals.jsonl</w:t>
+      </w:r>
+      <w:r>
+        <w:t xml:space="preserve"> </w:t>
+      </w:r>
+      <w:r>
+        <w:rPr>
+          <w:b/>
+          <w:bCs/>
+        </w:rPr>
+        <w:t xml:space="preserve">Severity:</w:t>
+      </w:r>
+      <w:r>
+        <w:t xml:space="preserve"> </w:t>
+      </w:r>
+      <w:r>
+        <w:t xml:space="preserve">Low</w:t>
+      </w:r>
+      <w:r>
+        <w:t xml:space="preserve"> </w:t>
+      </w:r>
+      <w:r>
+        <w:rPr>
+          <w:b/>
+          <w:bCs/>
+        </w:rPr>
+        <w:t xml:space="preserve">Created-By:</w:t>
+      </w:r>
+      <w:r>
+        <w:t xml:space="preserve"> </w:t>
+      </w:r>
+      <w:r>
+        <w:t xml:space="preserve">Claude</w:t>
+      </w:r>
+    </w:p>
+    <w:p>
+      <w:pPr>
+        <w:pStyle w:val="BodyText"/>
+      </w:pPr>
+      <w:r>
+        <w:t xml:space="preserve">Seventy-nine finished feature items have no severity recorded, so risk-ordered validation and reporting cannot rank them by importance. The work backfills an appropriate severity for each item based on its content and impact. Risk-based ordering and reporting then work correctly across the full item set.</w:t>
+      </w:r>
+    </w:p>
+    <w:bookmarkEnd w:id="98"/>
+    <w:bookmarkEnd w:id="99"/>
     <w:sectPr>
       <w:footnotePr>
         <w:numRestart w:val="eachSect"/>

--- a/docs/Fixed.docx
+++ b/docs/Fixed.docx
@@ -2,7 +2,7 @@
 <file path=word/document.xml><?xml version="1.0" encoding="utf-8"?>
 <w:document xmlns:w="http://schemas.openxmlformats.org/wordprocessingml/2006/main" xmlns:m="http://schemas.openxmlformats.org/officeDocument/2006/math" xmlns:r="http://schemas.openxmlformats.org/officeDocument/2006/relationships" xmlns:o="urn:schemas-microsoft-com:office:office" xmlns:v="urn:schemas-microsoft-com:vml" xmlns:w10="urn:schemas-microsoft-com:office:word" xmlns:a="http://schemas.openxmlformats.org/drawingml/2006/main" xmlns:pic="http://schemas.openxmlformats.org/drawingml/2006/picture" xmlns:wp="http://schemas.openxmlformats.org/drawingml/2006/wordprocessingDrawing">
   <w:body>
-    <w:bookmarkStart w:id="99" w:name="helixcode-fixed-items-tracker"/>
+    <w:bookmarkStart w:id="100" w:name="helixcode-fixed-items-tracker"/>
     <w:p>
       <w:pPr>
         <w:pStyle w:val="Heading1"/>
@@ -23903,29 +23903,13 @@
           <w:b/>
           <w:bCs/>
         </w:rPr>
-        <w:t xml:space="preserve">Evidence:</w:t>
-      </w:r>
-      <w:r>
-        <w:t xml:space="preserve"> </w:t>
-      </w:r>
-      <w:r>
-        <w:t xml:space="preserve">commit:61d7167e autocommit git substrate</w:t>
-      </w:r>
-      <w:r>
-        <w:t xml:space="preserve"> </w:t>
-      </w:r>
-      <w:r>
-        <w:rPr>
-          <w:b/>
-          <w:bCs/>
-        </w:rPr>
         <w:t xml:space="preserve">Severity:</w:t>
       </w:r>
       <w:r>
         <w:t xml:space="preserve"> </w:t>
       </w:r>
       <w:r>
-        <w:t xml:space="preserve">High</w:t>
+        <w:t xml:space="preserve">Medium</w:t>
       </w:r>
       <w:r>
         <w:t xml:space="preserve"> </w:t>
@@ -23965,7 +23949,7 @@
         <w:pStyle w:val="BodyText"/>
       </w:pPr>
       <w:r>
-        <w:t xml:space="preserve">Add an autocommit git substrate that snapshots edits so /undo and /diff operate on real commits rather than in-memory state (commit 61d7167e).</w:t>
+        <w:t xml:space="preserve">The CLI keeps an automatic git-backed history of every edit it makes so users can review and safely roll back changes; this item established that autocommit substrate underneath the edit history.</w:t>
       </w:r>
     </w:p>
     <w:bookmarkEnd w:id="46"/>
@@ -30100,7 +30084,107 @@
       </w:r>
     </w:p>
     <w:bookmarkEnd w:id="98"/>
+    <w:bookmarkStart w:id="99" w:name="Xf46242d8049bad562265200b64c71f230dad0d3"/>
+    <w:p>
+      <w:pPr>
+        <w:pStyle w:val="Heading2"/>
+      </w:pPr>
+      <w:r>
+        <w:t xml:space="preserve">HXC-128 — Thirty-six work items have descriptions too short to be understandable</w:t>
+      </w:r>
+    </w:p>
+    <w:p>
+      <w:pPr>
+        <w:pStyle w:val="FirstParagraph"/>
+      </w:pPr>
+      <w:r>
+        <w:rPr>
+          <w:b/>
+          <w:bCs/>
+        </w:rPr>
+        <w:t xml:space="preserve">Status:</w:t>
+      </w:r>
+      <w:r>
+        <w:t xml:space="preserve"> </w:t>
+      </w:r>
+      <w:r>
+        <w:t xml:space="preserve">Completed (→ Fixed.md)</w:t>
+      </w:r>
+      <w:r>
+        <w:t xml:space="preserve"> </w:t>
+      </w:r>
+      <w:r>
+        <w:rPr>
+          <w:b/>
+          <w:bCs/>
+        </w:rPr>
+        <w:t xml:space="preserve">Type:</w:t>
+      </w:r>
+      <w:r>
+        <w:t xml:space="preserve"> </w:t>
+      </w:r>
+      <w:r>
+        <w:t xml:space="preserve">Task</w:t>
+      </w:r>
+      <w:r>
+        <w:t xml:space="preserve"> </w:t>
+      </w:r>
+      <w:r>
+        <w:rPr>
+          <w:b/>
+          <w:bCs/>
+        </w:rPr>
+        <w:t xml:space="preserve">Evidence:</w:t>
+      </w:r>
+      <w:r>
+        <w:t xml:space="preserve"> </w:t>
+      </w:r>
+      <w:r>
+        <w:t xml:space="preserve">docs/qa/fdbtool_hygiene_20260712T071056Z/W2C_hygiene_proposals.jsonl</w:t>
+      </w:r>
+      <w:r>
+        <w:t xml:space="preserve"> </w:t>
+      </w:r>
+      <w:r>
+        <w:rPr>
+          <w:b/>
+          <w:bCs/>
+        </w:rPr>
+        <w:t xml:space="preserve">Severity:</w:t>
+      </w:r>
+      <w:r>
+        <w:t xml:space="preserve"> </w:t>
+      </w:r>
+      <w:r>
+        <w:t xml:space="preserve">Low</w:t>
+      </w:r>
+      <w:r>
+        <w:t xml:space="preserve"> </w:t>
+      </w:r>
+      <w:r>
+        <w:rPr>
+          <w:b/>
+          <w:bCs/>
+        </w:rPr>
+        <w:t xml:space="preserve">Created-By:</w:t>
+      </w:r>
+      <w:r>
+        <w:t xml:space="preserve"> </w:t>
+      </w:r>
+      <w:r>
+        <w:t xml:space="preserve">Claude</w:t>
+      </w:r>
+    </w:p>
+    <w:p>
+      <w:pPr>
+        <w:pStyle w:val="BodyText"/>
+      </w:pPr>
+      <w:r>
+        <w:t xml:space="preserve">Thirty-six tracked items have descriptions shorter than the minimum length needed to convey what they are about, so a reader cannot understand them without reading code. The work rewrites these into clear plain-language descriptions explaining what each item is and why it matters. Every item then becomes understandable to non-developers and stakeholders.</w:t>
+      </w:r>
+    </w:p>
     <w:bookmarkEnd w:id="99"/>
+    <w:bookmarkEnd w:id="100"/>
     <w:sectPr>
       <w:footnotePr>
         <w:numRestart w:val="eachSect"/>

--- a/docs/Fixed.docx
+++ b/docs/Fixed.docx
@@ -2,7 +2,7 @@
 <file path=word/document.xml><?xml version="1.0" encoding="utf-8"?>
 <w:document xmlns:w="http://schemas.openxmlformats.org/wordprocessingml/2006/main" xmlns:m="http://schemas.openxmlformats.org/officeDocument/2006/math" xmlns:r="http://schemas.openxmlformats.org/officeDocument/2006/relationships" xmlns:o="urn:schemas-microsoft-com:office:office" xmlns:v="urn:schemas-microsoft-com:vml" xmlns:w10="urn:schemas-microsoft-com:office:word" xmlns:a="http://schemas.openxmlformats.org/drawingml/2006/main" xmlns:pic="http://schemas.openxmlformats.org/drawingml/2006/picture" xmlns:wp="http://schemas.openxmlformats.org/drawingml/2006/wordprocessingDrawing">
   <w:body>
-    <w:bookmarkStart w:id="100" w:name="helixcode-fixed-items-tracker"/>
+    <w:bookmarkStart w:id="103" w:name="helixcode-fixed-items-tracker"/>
     <w:p>
       <w:pPr>
         <w:pStyle w:val="Heading1"/>
@@ -30184,7 +30184,323 @@
       </w:r>
     </w:p>
     <w:bookmarkEnd w:id="99"/>
+    <w:bookmarkStart w:id="100" w:name="Xc4850058affb934a790611aa86e80698fb7a9d4"/>
+    <w:p>
+      <w:pPr>
+        <w:pStyle w:val="Heading2"/>
+      </w:pPr>
+      <w:r>
+        <w:t xml:space="preserve">HXC-133 — Azure provider factory test assumes an ambient endpoint environment variable</w:t>
+      </w:r>
+    </w:p>
+    <w:p>
+      <w:pPr>
+        <w:pStyle w:val="FirstParagraph"/>
+      </w:pPr>
+      <w:r>
+        <w:rPr>
+          <w:b/>
+          <w:bCs/>
+        </w:rPr>
+        <w:t xml:space="preserve">Status:</w:t>
+      </w:r>
+      <w:r>
+        <w:t xml:space="preserve"> </w:t>
+      </w:r>
+      <w:r>
+        <w:t xml:space="preserve">Fixed (→ Fixed.md)</w:t>
+      </w:r>
+      <w:r>
+        <w:t xml:space="preserve"> </w:t>
+      </w:r>
+      <w:r>
+        <w:rPr>
+          <w:b/>
+          <w:bCs/>
+        </w:rPr>
+        <w:t xml:space="preserve">Type:</w:t>
+      </w:r>
+      <w:r>
+        <w:t xml:space="preserve"> </w:t>
+      </w:r>
+      <w:r>
+        <w:t xml:space="preserve">Bug</w:t>
+      </w:r>
+      <w:r>
+        <w:t xml:space="preserve"> </w:t>
+      </w:r>
+      <w:r>
+        <w:rPr>
+          <w:b/>
+          <w:bCs/>
+        </w:rPr>
+        <w:t xml:space="preserve">Evidence:</w:t>
+      </w:r>
+      <w:r>
+        <w:t xml:space="preserve"> </w:t>
+      </w:r>
+      <w:r>
+        <w:t xml:space="preserve">docs/qa/followup_fixes_20260712T085616Z/HXC133_evidence.md</w:t>
+      </w:r>
+      <w:r>
+        <w:t xml:space="preserve"> </w:t>
+      </w:r>
+      <w:r>
+        <w:rPr>
+          <w:b/>
+          <w:bCs/>
+        </w:rPr>
+        <w:t xml:space="preserve">Severity:</w:t>
+      </w:r>
+      <w:r>
+        <w:t xml:space="preserve"> </w:t>
+      </w:r>
+      <w:r>
+        <w:t xml:space="preserve">Low</w:t>
+      </w:r>
+      <w:r>
+        <w:t xml:space="preserve"> </w:t>
+      </w:r>
+      <w:r>
+        <w:rPr>
+          <w:b/>
+          <w:bCs/>
+        </w:rPr>
+        <w:t xml:space="preserve">Created-By:</w:t>
+      </w:r>
+      <w:r>
+        <w:t xml:space="preserve"> </w:t>
+      </w:r>
+      <w:r>
+        <w:t xml:space="preserve">Claude</w:t>
+      </w:r>
+    </w:p>
+    <w:p>
+      <w:pPr>
+        <w:pStyle w:val="BodyText"/>
+      </w:pPr>
+      <w:r>
+        <w:t xml:space="preserve">One Azure-provider test quietly depends on an endpoint value being present in the environment; when that value is injected by the full-test setup the test’s assumptions no longer hold. It does not crash, but it is fragile and can give misleading results depending on the environment. The work is to make the test hermetic (control its own environment) like the sibling test already fixed. This makes the Azure test suite reliable regardless of how it is run.</w:t>
+      </w:r>
+    </w:p>
     <w:bookmarkEnd w:id="100"/>
+    <w:bookmarkStart w:id="101" w:name="X701901c238f6d2d938cd9c0890120413c4ea9e7"/>
+    <w:p>
+      <w:pPr>
+        <w:pStyle w:val="Heading2"/>
+      </w:pPr>
+      <w:r>
+        <w:t xml:space="preserve">HXC-124 — HelixQA task-workflow bank cannot fully self-run due to a JWT token-minting gap</w:t>
+      </w:r>
+    </w:p>
+    <w:p>
+      <w:pPr>
+        <w:pStyle w:val="FirstParagraph"/>
+      </w:pPr>
+      <w:r>
+        <w:rPr>
+          <w:b/>
+          <w:bCs/>
+        </w:rPr>
+        <w:t xml:space="preserve">Status:</w:t>
+      </w:r>
+      <w:r>
+        <w:t xml:space="preserve"> </w:t>
+      </w:r>
+      <w:r>
+        <w:t xml:space="preserve">Fixed (→ Fixed.md)</w:t>
+      </w:r>
+      <w:r>
+        <w:t xml:space="preserve"> </w:t>
+      </w:r>
+      <w:r>
+        <w:rPr>
+          <w:b/>
+          <w:bCs/>
+        </w:rPr>
+        <w:t xml:space="preserve">Type:</w:t>
+      </w:r>
+      <w:r>
+        <w:t xml:space="preserve"> </w:t>
+      </w:r>
+      <w:r>
+        <w:t xml:space="preserve">Bug</w:t>
+      </w:r>
+      <w:r>
+        <w:t xml:space="preserve"> </w:t>
+      </w:r>
+      <w:r>
+        <w:rPr>
+          <w:b/>
+          <w:bCs/>
+        </w:rPr>
+        <w:t xml:space="preserve">Evidence:</w:t>
+      </w:r>
+      <w:r>
+        <w:t xml:space="preserve"> </w:t>
+      </w:r>
+      <w:r>
+        <w:t xml:space="preserve">docs/qa/followup_fixes_20260712T085616Z/HXC124_evidence.md</w:t>
+      </w:r>
+      <w:r>
+        <w:t xml:space="preserve"> </w:t>
+      </w:r>
+      <w:r>
+        <w:rPr>
+          <w:b/>
+          <w:bCs/>
+        </w:rPr>
+        <w:t xml:space="preserve">Severity:</w:t>
+      </w:r>
+      <w:r>
+        <w:t xml:space="preserve"> </w:t>
+      </w:r>
+      <w:r>
+        <w:t xml:space="preserve">Medium</w:t>
+      </w:r>
+      <w:r>
+        <w:t xml:space="preserve"> </w:t>
+      </w:r>
+      <w:r>
+        <w:rPr>
+          <w:b/>
+          <w:bCs/>
+        </w:rPr>
+        <w:t xml:space="preserve">Created-By:</w:t>
+      </w:r>
+      <w:r>
+        <w:t xml:space="preserve"> </w:t>
+      </w:r>
+      <w:r>
+        <w:t xml:space="preserve">Claude</w:t>
+      </w:r>
+    </w:p>
+    <w:p>
+      <w:pPr>
+        <w:pStyle w:val="BodyText"/>
+      </w:pPr>
+      <w:r>
+        <w:t xml:space="preserve">One automated quality-assurance test bank that drives real server workflows has a documented gap: it cannot mint the authentication token needed to finish the workflow end-to-end without manual help, so it does not meet the fully-automated no-human-intervention standard. The work provides an automated way to obtain a valid token during the test so the workflow runs unattended. The QA bank then becomes fully automated and re-runnable.</w:t>
+      </w:r>
+    </w:p>
+    <w:bookmarkEnd w:id="101"/>
+    <w:bookmarkStart w:id="102" w:name="X68ae13fe03bcfe6e43da35677810dc9664e29a3"/>
+    <w:p>
+      <w:pPr>
+        <w:pStyle w:val="Heading2"/>
+      </w:pPr>
+      <w:r>
+        <w:t xml:space="preserve">HXC-131 — Cognee client authentication and bearer-token caching regressed</w:t>
+      </w:r>
+    </w:p>
+    <w:p>
+      <w:pPr>
+        <w:pStyle w:val="FirstParagraph"/>
+      </w:pPr>
+      <w:r>
+        <w:rPr>
+          <w:b/>
+          <w:bCs/>
+        </w:rPr>
+        <w:t xml:space="preserve">Status:</w:t>
+      </w:r>
+      <w:r>
+        <w:t xml:space="preserve"> </w:t>
+      </w:r>
+      <w:r>
+        <w:t xml:space="preserve">Obsolete (→ Fixed.md)</w:t>
+      </w:r>
+      <w:r>
+        <w:t xml:space="preserve"> </w:t>
+      </w:r>
+      <w:r>
+        <w:rPr>
+          <w:b/>
+          <w:bCs/>
+        </w:rPr>
+        <w:t xml:space="preserve">Type:</w:t>
+      </w:r>
+      <w:r>
+        <w:t xml:space="preserve"> </w:t>
+      </w:r>
+      <w:r>
+        <w:t xml:space="preserve">Bug</w:t>
+      </w:r>
+      <w:r>
+        <w:t xml:space="preserve"> </w:t>
+      </w:r>
+      <w:r>
+        <w:rPr>
+          <w:b/>
+          <w:bCs/>
+        </w:rPr>
+        <w:t xml:space="preserve">Evidence:</w:t>
+      </w:r>
+      <w:r>
+        <w:t xml:space="preserve"> </w:t>
+      </w:r>
+      <w:r>
+        <w:t xml:space="preserve">docs/qa/followup_fixes_20260712T085616Z/HXC131_evidence.md</w:t>
+      </w:r>
+      <w:r>
+        <w:t xml:space="preserve"> </w:t>
+      </w:r>
+      <w:r>
+        <w:rPr>
+          <w:b/>
+          <w:bCs/>
+        </w:rPr>
+        <w:t xml:space="preserve">Severity:</w:t>
+      </w:r>
+      <w:r>
+        <w:t xml:space="preserve"> </w:t>
+      </w:r>
+      <w:r>
+        <w:t xml:space="preserve">Medium</w:t>
+      </w:r>
+      <w:r>
+        <w:t xml:space="preserve"> </w:t>
+      </w:r>
+      <w:r>
+        <w:rPr>
+          <w:b/>
+          <w:bCs/>
+        </w:rPr>
+        <w:t xml:space="preserve">Created-By:</w:t>
+      </w:r>
+      <w:r>
+        <w:t xml:space="preserve"> </w:t>
+      </w:r>
+      <w:r>
+        <w:t xml:space="preserve">Claude</w:t>
+      </w:r>
+      <w:r>
+        <w:t xml:space="preserve"> </w:t>
+      </w:r>
+      <w:r>
+        <w:rPr>
+          <w:b/>
+          <w:bCs/>
+        </w:rPr>
+        <w:t xml:space="preserve">Obsolete-Details:</w:t>
+      </w:r>
+      <w:r>
+        <w:t xml:space="preserve"> </w:t>
+      </w:r>
+      <w:r>
+        <w:t xml:space="preserve">Since: 2026-07-12; Reason: duplicate-of; Superseding-item: b058c7c2; Triple-check evidence: docs/qa/followup_fixes_20260712T085616Z/HXC131_evidence.md</w:t>
+      </w:r>
+    </w:p>
+    <w:p>
+      <w:pPr>
+        <w:pStyle w:val="BodyText"/>
+      </w:pPr>
+      <w:r>
+        <w:t xml:space="preserve">The client that talks to the Cognee memory service stopped completing its login and caching the access token — its tests show the login endpoint is never called and no bearer token is stored, so authenticated calls would fail. This means memory features that rely on Cognee cannot authenticate reliably. The work is to restore the login-then-cache-token flow and prove it with the existing auth tests. Users regain dependable access to Cognee-backed memory.</w:t>
+      </w:r>
+    </w:p>
+    <w:bookmarkEnd w:id="102"/>
+    <w:bookmarkEnd w:id="103"/>
     <w:sectPr>
       <w:footnotePr>
         <w:numRestart w:val="eachSect"/>

--- a/docs/Fixed.docx
+++ b/docs/Fixed.docx
@@ -2,7 +2,7 @@
 <file path=word/document.xml><?xml version="1.0" encoding="utf-8"?>
 <w:document xmlns:w="http://schemas.openxmlformats.org/wordprocessingml/2006/main" xmlns:m="http://schemas.openxmlformats.org/officeDocument/2006/math" xmlns:r="http://schemas.openxmlformats.org/officeDocument/2006/relationships" xmlns:o="urn:schemas-microsoft-com:office:office" xmlns:v="urn:schemas-microsoft-com:vml" xmlns:w10="urn:schemas-microsoft-com:office:word" xmlns:a="http://schemas.openxmlformats.org/drawingml/2006/main" xmlns:pic="http://schemas.openxmlformats.org/drawingml/2006/picture" xmlns:wp="http://schemas.openxmlformats.org/drawingml/2006/wordprocessingDrawing">
   <w:body>
-    <w:bookmarkStart w:id="103" w:name="helixcode-fixed-items-tracker"/>
+    <w:bookmarkStart w:id="104" w:name="helixcode-fixed-items-tracker"/>
     <w:p>
       <w:pPr>
         <w:pStyle w:val="Heading1"/>
@@ -30500,7 +30500,107 @@
       </w:r>
     </w:p>
     <w:bookmarkEnd w:id="102"/>
+    <w:bookmarkStart w:id="103" w:name="Xbff0032a6fefe8568cce2ea9af75fb4e11d3a07"/>
+    <w:p>
+      <w:pPr>
+        <w:pStyle w:val="Heading2"/>
+      </w:pPr>
+      <w:r>
+        <w:t xml:space="preserve">HXC-132 — Full-test container stack cannot build the HelixCode server and tests hardcode port 8080</w:t>
+      </w:r>
+    </w:p>
+    <w:p>
+      <w:pPr>
+        <w:pStyle w:val="FirstParagraph"/>
+      </w:pPr>
+      <w:r>
+        <w:rPr>
+          <w:b/>
+          <w:bCs/>
+        </w:rPr>
+        <w:t xml:space="preserve">Status:</w:t>
+      </w:r>
+      <w:r>
+        <w:t xml:space="preserve"> </w:t>
+      </w:r>
+      <w:r>
+        <w:t xml:space="preserve">Completed (→ Fixed.md)</w:t>
+      </w:r>
+      <w:r>
+        <w:t xml:space="preserve"> </w:t>
+      </w:r>
+      <w:r>
+        <w:rPr>
+          <w:b/>
+          <w:bCs/>
+        </w:rPr>
+        <w:t xml:space="preserve">Type:</w:t>
+      </w:r>
+      <w:r>
+        <w:t xml:space="preserve"> </w:t>
+      </w:r>
+      <w:r>
+        <w:t xml:space="preserve">Task</w:t>
+      </w:r>
+      <w:r>
+        <w:t xml:space="preserve"> </w:t>
+      </w:r>
+      <w:r>
+        <w:rPr>
+          <w:b/>
+          <w:bCs/>
+        </w:rPr>
+        <w:t xml:space="preserve">Evidence:</w:t>
+      </w:r>
+      <w:r>
+        <w:t xml:space="preserve"> </w:t>
+      </w:r>
+      <w:r>
+        <w:t xml:space="preserve">docs/qa/hxc132_20260712T090048Z/HXC132_evidence.md</w:t>
+      </w:r>
+      <w:r>
+        <w:t xml:space="preserve"> </w:t>
+      </w:r>
+      <w:r>
+        <w:rPr>
+          <w:b/>
+          <w:bCs/>
+        </w:rPr>
+        <w:t xml:space="preserve">Severity:</w:t>
+      </w:r>
+      <w:r>
+        <w:t xml:space="preserve"> </w:t>
+      </w:r>
+      <w:r>
+        <w:t xml:space="preserve">Medium</w:t>
+      </w:r>
+      <w:r>
+        <w:t xml:space="preserve"> </w:t>
+      </w:r>
+      <w:r>
+        <w:rPr>
+          <w:b/>
+          <w:bCs/>
+        </w:rPr>
+        <w:t xml:space="preserve">Created-By:</w:t>
+      </w:r>
+      <w:r>
+        <w:t xml:space="preserve"> </w:t>
+      </w:r>
+      <w:r>
+        <w:t xml:space="preserve">Claude</w:t>
+      </w:r>
+    </w:p>
+    <w:p>
+      <w:pPr>
+        <w:pStyle w:val="BodyText"/>
+      </w:pPr>
+      <w:r>
+        <w:t xml:space="preserve">The full-infrastructure test stack fails to build the HelixCode server container because its build recipe points at a Dockerfile path that does not exist, and many memory and security tests skip themselves because they look for a server on a fixed port 8080 with no way to override it. As a result a whole class of tests never run against a real server. The work is to fix the container build path and make the server URL configurable so those tests execute. This unlocks real end-to-end coverage of server-dependent features.</w:t>
+      </w:r>
+    </w:p>
     <w:bookmarkEnd w:id="103"/>
+    <w:bookmarkEnd w:id="104"/>
     <w:sectPr>
       <w:footnotePr>
         <w:numRestart w:val="eachSect"/>

--- a/docs/Fixed.docx
+++ b/docs/Fixed.docx
@@ -2,7 +2,7 @@
 <file path=word/document.xml><?xml version="1.0" encoding="utf-8"?>
 <w:document xmlns:w="http://schemas.openxmlformats.org/wordprocessingml/2006/main" xmlns:m="http://schemas.openxmlformats.org/officeDocument/2006/math" xmlns:r="http://schemas.openxmlformats.org/officeDocument/2006/relationships" xmlns:o="urn:schemas-microsoft-com:office:office" xmlns:v="urn:schemas-microsoft-com:vml" xmlns:w10="urn:schemas-microsoft-com:office:word" xmlns:a="http://schemas.openxmlformats.org/drawingml/2006/main" xmlns:pic="http://schemas.openxmlformats.org/drawingml/2006/picture" xmlns:wp="http://schemas.openxmlformats.org/drawingml/2006/wordprocessingDrawing">
   <w:body>
-    <w:bookmarkStart w:id="104" w:name="helixcode-fixed-items-tracker"/>
+    <w:bookmarkStart w:id="105" w:name="helixcode-fixed-items-tracker"/>
     <w:p>
       <w:pPr>
         <w:pStyle w:val="Heading1"/>
@@ -30600,7 +30600,107 @@
       </w:r>
     </w:p>
     <w:bookmarkEnd w:id="103"/>
+    <w:bookmarkStart w:id="104" w:name="X93a4629179f8f26f2f3b3874a318ce7dbf58ebf"/>
+    <w:p>
+      <w:pPr>
+        <w:pStyle w:val="Heading2"/>
+      </w:pPr>
+      <w:r>
+        <w:t xml:space="preserve">HXC-137 — Re-verify every owned code module builds, checks, and tests cleanly</w:t>
+      </w:r>
+    </w:p>
+    <w:p>
+      <w:pPr>
+        <w:pStyle w:val="FirstParagraph"/>
+      </w:pPr>
+      <w:r>
+        <w:rPr>
+          <w:b/>
+          <w:bCs/>
+        </w:rPr>
+        <w:t xml:space="preserve">Status:</w:t>
+      </w:r>
+      <w:r>
+        <w:t xml:space="preserve"> </w:t>
+      </w:r>
+      <w:r>
+        <w:t xml:space="preserve">Completed (→ Fixed.md)</w:t>
+      </w:r>
+      <w:r>
+        <w:t xml:space="preserve"> </w:t>
+      </w:r>
+      <w:r>
+        <w:rPr>
+          <w:b/>
+          <w:bCs/>
+        </w:rPr>
+        <w:t xml:space="preserve">Type:</w:t>
+      </w:r>
+      <w:r>
+        <w:t xml:space="preserve"> </w:t>
+      </w:r>
+      <w:r>
+        <w:t xml:space="preserve">Task</w:t>
+      </w:r>
+      <w:r>
+        <w:t xml:space="preserve"> </w:t>
+      </w:r>
+      <w:r>
+        <w:rPr>
+          <w:b/>
+          <w:bCs/>
+        </w:rPr>
+        <w:t xml:space="preserve">Evidence:</w:t>
+      </w:r>
+      <w:r>
+        <w:t xml:space="preserve"> </w:t>
+      </w:r>
+      <w:r>
+        <w:t xml:space="preserve">docs/qa/submodule_health_20260712/results.csv</w:t>
+      </w:r>
+      <w:r>
+        <w:t xml:space="preserve"> </w:t>
+      </w:r>
+      <w:r>
+        <w:rPr>
+          <w:b/>
+          <w:bCs/>
+        </w:rPr>
+        <w:t xml:space="preserve">Severity:</w:t>
+      </w:r>
+      <w:r>
+        <w:t xml:space="preserve"> </w:t>
+      </w:r>
+      <w:r>
+        <w:t xml:space="preserve">Medium</w:t>
+      </w:r>
+      <w:r>
+        <w:t xml:space="preserve"> </w:t>
+      </w:r>
+      <w:r>
+        <w:rPr>
+          <w:b/>
+          <w:bCs/>
+        </w:rPr>
+        <w:t xml:space="preserve">Created-By:</w:t>
+      </w:r>
+      <w:r>
+        <w:t xml:space="preserve"> </w:t>
+      </w:r>
+      <w:r>
+        <w:t xml:space="preserve">Claude</w:t>
+      </w:r>
+    </w:p>
+    <w:p>
+      <w:pPr>
+        <w:pStyle w:val="BodyText"/>
+      </w:pPr>
+      <w:r>
+        <w:t xml:space="preserve">The project depends on many owned code modules, and a full health check of all of them (does each build, pass static checks, and pass its tests) did not finish in the latest session. The work is to run that complete health sweep and record the result for every module. This assures that the whole codebase, not just the main application, is in good shape.</w:t>
+      </w:r>
+    </w:p>
     <w:bookmarkEnd w:id="104"/>
+    <w:bookmarkEnd w:id="105"/>
     <w:sectPr>
       <w:footnotePr>
         <w:numRestart w:val="eachSect"/>

--- a/docs/Fixed.docx
+++ b/docs/Fixed.docx
@@ -2,7 +2,7 @@
 <file path=word/document.xml><?xml version="1.0" encoding="utf-8"?>
 <w:document xmlns:w="http://schemas.openxmlformats.org/wordprocessingml/2006/main" xmlns:m="http://schemas.openxmlformats.org/officeDocument/2006/math" xmlns:r="http://schemas.openxmlformats.org/officeDocument/2006/relationships" xmlns:o="urn:schemas-microsoft-com:office:office" xmlns:v="urn:schemas-microsoft-com:vml" xmlns:w10="urn:schemas-microsoft-com:office:word" xmlns:a="http://schemas.openxmlformats.org/drawingml/2006/main" xmlns:pic="http://schemas.openxmlformats.org/drawingml/2006/picture" xmlns:wp="http://schemas.openxmlformats.org/drawingml/2006/wordprocessingDrawing">
   <w:body>
-    <w:bookmarkStart w:id="105" w:name="helixcode-fixed-items-tracker"/>
+    <w:bookmarkStart w:id="106" w:name="helixcode-fixed-items-tracker"/>
     <w:p>
       <w:pPr>
         <w:pStyle w:val="Heading1"/>
@@ -30700,7 +30700,107 @@
       </w:r>
     </w:p>
     <w:bookmarkEnd w:id="104"/>
+    <w:bookmarkStart w:id="105" w:name="X7677f2ea40b1d34917e2dae50ffe0b06a4a204e"/>
+    <w:p>
+      <w:pPr>
+        <w:pStyle w:val="Heading2"/>
+      </w:pPr>
+      <w:r>
+        <w:t xml:space="preserve">HXC-139 — A vendored reference-agent fixture breaks the helix_agent module build</w:t>
+      </w:r>
+    </w:p>
+    <w:p>
+      <w:pPr>
+        <w:pStyle w:val="FirstParagraph"/>
+      </w:pPr>
+      <w:r>
+        <w:rPr>
+          <w:b/>
+          <w:bCs/>
+        </w:rPr>
+        <w:t xml:space="preserve">Status:</w:t>
+      </w:r>
+      <w:r>
+        <w:t xml:space="preserve"> </w:t>
+      </w:r>
+      <w:r>
+        <w:t xml:space="preserve">Fixed (→ Fixed.md)</w:t>
+      </w:r>
+      <w:r>
+        <w:t xml:space="preserve"> </w:t>
+      </w:r>
+      <w:r>
+        <w:rPr>
+          <w:b/>
+          <w:bCs/>
+        </w:rPr>
+        <w:t xml:space="preserve">Type:</w:t>
+      </w:r>
+      <w:r>
+        <w:t xml:space="preserve"> </w:t>
+      </w:r>
+      <w:r>
+        <w:t xml:space="preserve">Bug</w:t>
+      </w:r>
+      <w:r>
+        <w:t xml:space="preserve"> </w:t>
+      </w:r>
+      <w:r>
+        <w:rPr>
+          <w:b/>
+          <w:bCs/>
+        </w:rPr>
+        <w:t xml:space="preserve">Evidence:</w:t>
+      </w:r>
+      <w:r>
+        <w:t xml:space="preserve"> </w:t>
+      </w:r>
+      <w:r>
+        <w:t xml:space="preserve">/home/milos/Factory/projects/tools_and_research/helix_code/docs/qa/hxc139_20260712T102230Z/EVIDENCE.md</w:t>
+      </w:r>
+      <w:r>
+        <w:t xml:space="preserve"> </w:t>
+      </w:r>
+      <w:r>
+        <w:rPr>
+          <w:b/>
+          <w:bCs/>
+        </w:rPr>
+        <w:t xml:space="preserve">Severity:</w:t>
+      </w:r>
+      <w:r>
+        <w:t xml:space="preserve"> </w:t>
+      </w:r>
+      <w:r>
+        <w:t xml:space="preserve">High</w:t>
+      </w:r>
+      <w:r>
+        <w:t xml:space="preserve"> </w:t>
+      </w:r>
+      <w:r>
+        <w:rPr>
+          <w:b/>
+          <w:bCs/>
+        </w:rPr>
+        <w:t xml:space="preserve">Created-By:</w:t>
+      </w:r>
+      <w:r>
+        <w:t xml:space="preserve"> </w:t>
+      </w:r>
+      <w:r>
+        <w:t xml:space="preserve">Claude</w:t>
+      </w:r>
+    </w:p>
+    <w:p>
+      <w:pPr>
+        <w:pStyle w:val="BodyText"/>
+      </w:pPr>
+      <w:r>
+        <w:t xml:space="preserve">A vendored copy of a third-party reference coding-agent (the Continue project) includes a Go source file that imports a path that does not exist, and because that file has no separate module marker it gets swept into the helix_agent module’s build — breaking the build and static checks for the whole module. This blocks reliable building and testing of the agent module. The work is to isolate those vendored reference files so they are not compiled as part of our module (a build-ignore or nested module marker). Developers regain a clean, buildable agent module.</w:t>
+      </w:r>
+    </w:p>
     <w:bookmarkEnd w:id="105"/>
+    <w:bookmarkEnd w:id="106"/>
     <w:sectPr>
       <w:footnotePr>
         <w:numRestart w:val="eachSect"/>

--- a/docs/Fixed.docx
+++ b/docs/Fixed.docx
@@ -2,7 +2,7 @@
 <file path=word/document.xml><?xml version="1.0" encoding="utf-8"?>
 <w:document xmlns:w="http://schemas.openxmlformats.org/wordprocessingml/2006/main" xmlns:m="http://schemas.openxmlformats.org/officeDocument/2006/math" xmlns:r="http://schemas.openxmlformats.org/officeDocument/2006/relationships" xmlns:o="urn:schemas-microsoft-com:office:office" xmlns:v="urn:schemas-microsoft-com:vml" xmlns:w10="urn:schemas-microsoft-com:office:word" xmlns:a="http://schemas.openxmlformats.org/drawingml/2006/main" xmlns:pic="http://schemas.openxmlformats.org/drawingml/2006/picture" xmlns:wp="http://schemas.openxmlformats.org/drawingml/2006/wordprocessingDrawing">
   <w:body>
-    <w:bookmarkStart w:id="106" w:name="helixcode-fixed-items-tracker"/>
+    <w:bookmarkStart w:id="107" w:name="helixcode-fixed-items-tracker"/>
     <w:p>
       <w:pPr>
         <w:pStyle w:val="Heading1"/>
@@ -30800,7 +30800,107 @@
       </w:r>
     </w:p>
     <w:bookmarkEnd w:id="105"/>
+    <w:bookmarkStart w:id="106" w:name="Xad006607daa212b5eb975cee80c5dc189a8bb30"/>
+    <w:p>
+      <w:pPr>
+        <w:pStyle w:val="Heading2"/>
+      </w:pPr>
+      <w:r>
+        <w:t xml:space="preserve">HXC-141 — mcp_module Docker adapter crashes when stopping a container that was never started</w:t>
+      </w:r>
+    </w:p>
+    <w:p>
+      <w:pPr>
+        <w:pStyle w:val="FirstParagraph"/>
+      </w:pPr>
+      <w:r>
+        <w:rPr>
+          <w:b/>
+          <w:bCs/>
+        </w:rPr>
+        <w:t xml:space="preserve">Status:</w:t>
+      </w:r>
+      <w:r>
+        <w:t xml:space="preserve"> </w:t>
+      </w:r>
+      <w:r>
+        <w:t xml:space="preserve">Fixed (→ Fixed.md)</w:t>
+      </w:r>
+      <w:r>
+        <w:t xml:space="preserve"> </w:t>
+      </w:r>
+      <w:r>
+        <w:rPr>
+          <w:b/>
+          <w:bCs/>
+        </w:rPr>
+        <w:t xml:space="preserve">Type:</w:t>
+      </w:r>
+      <w:r>
+        <w:t xml:space="preserve"> </w:t>
+      </w:r>
+      <w:r>
+        <w:t xml:space="preserve">Bug</w:t>
+      </w:r>
+      <w:r>
+        <w:t xml:space="preserve"> </w:t>
+      </w:r>
+      <w:r>
+        <w:rPr>
+          <w:b/>
+          <w:bCs/>
+        </w:rPr>
+        <w:t xml:space="preserve">Evidence:</w:t>
+      </w:r>
+      <w:r>
+        <w:t xml:space="preserve"> </w:t>
+      </w:r>
+      <w:r>
+        <w:t xml:space="preserve">/home/milos/Factory/projects/tools_and_research/helix_code/docs/qa/hxc141_20260712T111849Z/EVIDENCE.md</w:t>
+      </w:r>
+      <w:r>
+        <w:t xml:space="preserve"> </w:t>
+      </w:r>
+      <w:r>
+        <w:rPr>
+          <w:b/>
+          <w:bCs/>
+        </w:rPr>
+        <w:t xml:space="preserve">Severity:</w:t>
+      </w:r>
+      <w:r>
+        <w:t xml:space="preserve"> </w:t>
+      </w:r>
+      <w:r>
+        <w:t xml:space="preserve">Medium</w:t>
+      </w:r>
+      <w:r>
+        <w:t xml:space="preserve"> </w:t>
+      </w:r>
+      <w:r>
+        <w:rPr>
+          <w:b/>
+          <w:bCs/>
+        </w:rPr>
+        <w:t xml:space="preserve">Created-By:</w:t>
+      </w:r>
+      <w:r>
+        <w:t xml:space="preserve"> </w:t>
+      </w:r>
+      <w:r>
+        <w:t xml:space="preserve">Claude</w:t>
+      </w:r>
+    </w:p>
+    <w:p>
+      <w:pPr>
+        <w:pStyle w:val="BodyText"/>
+      </w:pPr>
+      <w:r>
+        <w:t xml:space="preserve">The MCP module’s Docker adapter crashes with a null-pointer error when asked to stop a container that was never started or does not exist, instead of returning cleanly. This can bring down callers that expect a safe no-op. The work is to guard the stop path so a not-started or missing container is handled gracefully. The adapter becomes robust against stop-before-start and missing-container situations.</w:t>
+      </w:r>
+    </w:p>
     <w:bookmarkEnd w:id="106"/>
+    <w:bookmarkEnd w:id="107"/>
     <w:sectPr>
       <w:footnotePr>
         <w:numRestart w:val="eachSect"/>

--- a/docs/Fixed.docx
+++ b/docs/Fixed.docx
@@ -2,7 +2,7 @@
 <file path=word/document.xml><?xml version="1.0" encoding="utf-8"?>
 <w:document xmlns:w="http://schemas.openxmlformats.org/wordprocessingml/2006/main" xmlns:m="http://schemas.openxmlformats.org/officeDocument/2006/math" xmlns:r="http://schemas.openxmlformats.org/officeDocument/2006/relationships" xmlns:o="urn:schemas-microsoft-com:office:office" xmlns:v="urn:schemas-microsoft-com:vml" xmlns:w10="urn:schemas-microsoft-com:office:word" xmlns:a="http://schemas.openxmlformats.org/drawingml/2006/main" xmlns:pic="http://schemas.openxmlformats.org/drawingml/2006/picture" xmlns:wp="http://schemas.openxmlformats.org/drawingml/2006/wordprocessingDrawing">
   <w:body>
-    <w:bookmarkStart w:id="107" w:name="helixcode-fixed-items-tracker"/>
+    <w:bookmarkStart w:id="109" w:name="helixcode-fixed-items-tracker"/>
     <w:p>
       <w:pPr>
         <w:pStyle w:val="Heading1"/>
@@ -30900,7 +30900,207 @@
       </w:r>
     </w:p>
     <w:bookmarkEnd w:id="106"/>
+    <w:bookmarkStart w:id="107" w:name="Xf1114caceba800a6f1430f14ec389464028173a"/>
+    <w:p>
+      <w:pPr>
+        <w:pStyle w:val="Heading2"/>
+      </w:pPr>
+      <w:r>
+        <w:t xml:space="preserve">HXC-134 — Model verifier returns the model id as a number but the platform expects text</w:t>
+      </w:r>
+    </w:p>
+    <w:p>
+      <w:pPr>
+        <w:pStyle w:val="FirstParagraph"/>
+      </w:pPr>
+      <w:r>
+        <w:rPr>
+          <w:b/>
+          <w:bCs/>
+        </w:rPr>
+        <w:t xml:space="preserve">Status:</w:t>
+      </w:r>
+      <w:r>
+        <w:t xml:space="preserve"> </w:t>
+      </w:r>
+      <w:r>
+        <w:t xml:space="preserve">Fixed (→ Fixed.md)</w:t>
+      </w:r>
+      <w:r>
+        <w:t xml:space="preserve"> </w:t>
+      </w:r>
+      <w:r>
+        <w:rPr>
+          <w:b/>
+          <w:bCs/>
+        </w:rPr>
+        <w:t xml:space="preserve">Type:</w:t>
+      </w:r>
+      <w:r>
+        <w:t xml:space="preserve"> </w:t>
+      </w:r>
+      <w:r>
+        <w:t xml:space="preserve">Bug</w:t>
+      </w:r>
+      <w:r>
+        <w:t xml:space="preserve"> </w:t>
+      </w:r>
+      <w:r>
+        <w:rPr>
+          <w:b/>
+          <w:bCs/>
+        </w:rPr>
+        <w:t xml:space="preserve">Evidence:</w:t>
+      </w:r>
+      <w:r>
+        <w:t xml:space="preserve"> </w:t>
+      </w:r>
+      <w:r>
+        <w:t xml:space="preserve">/home/milos/Factory/projects/tools_and_research/helix_code/docs/qa/hxc134_20260712T124602Z/EVIDENCE.md</w:t>
+      </w:r>
+      <w:r>
+        <w:t xml:space="preserve"> </w:t>
+      </w:r>
+      <w:r>
+        <w:rPr>
+          <w:b/>
+          <w:bCs/>
+        </w:rPr>
+        <w:t xml:space="preserve">Severity:</w:t>
+      </w:r>
+      <w:r>
+        <w:t xml:space="preserve"> </w:t>
+      </w:r>
+      <w:r>
+        <w:t xml:space="preserve">Medium</w:t>
+      </w:r>
+      <w:r>
+        <w:t xml:space="preserve"> </w:t>
+      </w:r>
+      <w:r>
+        <w:rPr>
+          <w:b/>
+          <w:bCs/>
+        </w:rPr>
+        <w:t xml:space="preserve">Created-By:</w:t>
+      </w:r>
+      <w:r>
+        <w:t xml:space="preserve"> </w:t>
+      </w:r>
+      <w:r>
+        <w:t xml:space="preserve">Claude</w:t>
+      </w:r>
+    </w:p>
+    <w:p>
+      <w:pPr>
+        <w:pStyle w:val="BodyText"/>
+      </w:pPr>
+      <w:r>
+        <w:t xml:space="preserve">The central model-verifier service reports each model’s id as a numeric value, while HelixCode expects the id as text — a type mismatch that can break how verified models are matched and displayed. The work is to align the two so the id is consistently text end to end. Correct model identity keeps verification, listing, and status accurate for users.</w:t>
+      </w:r>
+    </w:p>
     <w:bookmarkEnd w:id="107"/>
+    <w:bookmarkStart w:id="108" w:name="X4a25d19dc69e735cda112b312cc0f9bdf12a31f"/>
+    <w:p>
+      <w:pPr>
+        <w:pStyle w:val="Heading2"/>
+      </w:pPr>
+      <w:r>
+        <w:t xml:space="preserve">HXC-140 — helix_qa copies a lock by value and one test-bank test fails</w:t>
+      </w:r>
+    </w:p>
+    <w:p>
+      <w:pPr>
+        <w:pStyle w:val="FirstParagraph"/>
+      </w:pPr>
+      <w:r>
+        <w:rPr>
+          <w:b/>
+          <w:bCs/>
+        </w:rPr>
+        <w:t xml:space="preserve">Status:</w:t>
+      </w:r>
+      <w:r>
+        <w:t xml:space="preserve"> </w:t>
+      </w:r>
+      <w:r>
+        <w:t xml:space="preserve">Fixed (→ Fixed.md)</w:t>
+      </w:r>
+      <w:r>
+        <w:t xml:space="preserve"> </w:t>
+      </w:r>
+      <w:r>
+        <w:rPr>
+          <w:b/>
+          <w:bCs/>
+        </w:rPr>
+        <w:t xml:space="preserve">Type:</w:t>
+      </w:r>
+      <w:r>
+        <w:t xml:space="preserve"> </w:t>
+      </w:r>
+      <w:r>
+        <w:t xml:space="preserve">Bug</w:t>
+      </w:r>
+      <w:r>
+        <w:t xml:space="preserve"> </w:t>
+      </w:r>
+      <w:r>
+        <w:rPr>
+          <w:b/>
+          <w:bCs/>
+        </w:rPr>
+        <w:t xml:space="preserve">Evidence:</w:t>
+      </w:r>
+      <w:r>
+        <w:t xml:space="preserve"> </w:t>
+      </w:r>
+      <w:r>
+        <w:t xml:space="preserve">/home/milos/Factory/projects/tools_and_research/helix_code/docs/qa/hxc140_20260712T124724Z/EVIDENCE.md</w:t>
+      </w:r>
+      <w:r>
+        <w:t xml:space="preserve"> </w:t>
+      </w:r>
+      <w:r>
+        <w:rPr>
+          <w:b/>
+          <w:bCs/>
+        </w:rPr>
+        <w:t xml:space="preserve">Severity:</w:t>
+      </w:r>
+      <w:r>
+        <w:t xml:space="preserve"> </w:t>
+      </w:r>
+      <w:r>
+        <w:t xml:space="preserve">Medium</w:t>
+      </w:r>
+      <w:r>
+        <w:t xml:space="preserve"> </w:t>
+      </w:r>
+      <w:r>
+        <w:rPr>
+          <w:b/>
+          <w:bCs/>
+        </w:rPr>
+        <w:t xml:space="preserve">Created-By:</w:t>
+      </w:r>
+      <w:r>
+        <w:t xml:space="preserve"> </w:t>
+      </w:r>
+      <w:r>
+        <w:t xml:space="preserve">Claude</w:t>
+      </w:r>
+    </w:p>
+    <w:p>
+      <w:pPr>
+        <w:pStyle w:val="BodyText"/>
+      </w:pPr>
+      <w:r>
+        <w:t xml:space="preserve">The quality-assurance module has code that copies a value containing a lock (a mutex) instead of sharing it, which the Go checker flags as unsafe and can cause subtle concurrency bugs; separately, one test that loads real test banks is failing. The work is to pass the lock-bearing value by reference (pointer) instead of copying it, and to fix or reconcile the failing test-bank test. This makes the QA module concurrency-safe and its tests green.</w:t>
+      </w:r>
+    </w:p>
+    <w:bookmarkEnd w:id="108"/>
+    <w:bookmarkEnd w:id="109"/>
     <w:sectPr>
       <w:footnotePr>
         <w:numRestart w:val="eachSect"/>

--- a/docs/Fixed.docx
+++ b/docs/Fixed.docx
@@ -2,7 +2,7 @@
 <file path=word/document.xml><?xml version="1.0" encoding="utf-8"?>
 <w:document xmlns:w="http://schemas.openxmlformats.org/wordprocessingml/2006/main" xmlns:m="http://schemas.openxmlformats.org/officeDocument/2006/math" xmlns:r="http://schemas.openxmlformats.org/officeDocument/2006/relationships" xmlns:o="urn:schemas-microsoft-com:office:office" xmlns:v="urn:schemas-microsoft-com:vml" xmlns:w10="urn:schemas-microsoft-com:office:word" xmlns:a="http://schemas.openxmlformats.org/drawingml/2006/main" xmlns:pic="http://schemas.openxmlformats.org/drawingml/2006/picture" xmlns:wp="http://schemas.openxmlformats.org/drawingml/2006/wordprocessingDrawing">
   <w:body>
-    <w:bookmarkStart w:id="109" w:name="helixcode-fixed-items-tracker"/>
+    <w:bookmarkStart w:id="110" w:name="helixcode-fixed-items-tracker"/>
     <w:p>
       <w:pPr>
         <w:pStyle w:val="Heading1"/>
@@ -31100,7 +31100,107 @@
       </w:r>
     </w:p>
     <w:bookmarkEnd w:id="108"/>
+    <w:bookmarkStart w:id="109" w:name="X82f99c18ed6eebcfd6dc6dfb7ef1b605b293948"/>
+    <w:p>
+      <w:pPr>
+        <w:pStyle w:val="Heading2"/>
+      </w:pPr>
+      <w:r>
+        <w:t xml:space="preserve">HXC-135 — Model verifier should publish the six advanced-capability flags so the platform can show them</w:t>
+      </w:r>
+    </w:p>
+    <w:p>
+      <w:pPr>
+        <w:pStyle w:val="FirstParagraph"/>
+      </w:pPr>
+      <w:r>
+        <w:rPr>
+          <w:b/>
+          <w:bCs/>
+        </w:rPr>
+        <w:t xml:space="preserve">Status:</w:t>
+      </w:r>
+      <w:r>
+        <w:t xml:space="preserve"> </w:t>
+      </w:r>
+      <w:r>
+        <w:t xml:space="preserve">Implemented (→ Fixed.md)</w:t>
+      </w:r>
+      <w:r>
+        <w:t xml:space="preserve"> </w:t>
+      </w:r>
+      <w:r>
+        <w:rPr>
+          <w:b/>
+          <w:bCs/>
+        </w:rPr>
+        <w:t xml:space="preserve">Type:</w:t>
+      </w:r>
+      <w:r>
+        <w:t xml:space="preserve"> </w:t>
+      </w:r>
+      <w:r>
+        <w:t xml:space="preserve">Feature</w:t>
+      </w:r>
+      <w:r>
+        <w:t xml:space="preserve"> </w:t>
+      </w:r>
+      <w:r>
+        <w:rPr>
+          <w:b/>
+          <w:bCs/>
+        </w:rPr>
+        <w:t xml:space="preserve">Evidence:</w:t>
+      </w:r>
+      <w:r>
+        <w:t xml:space="preserve"> </w:t>
+      </w:r>
+      <w:r>
+        <w:t xml:space="preserve">docs/qa/hxc135_20260712T130921Z/EVIDENCE.md</w:t>
+      </w:r>
+      <w:r>
+        <w:t xml:space="preserve"> </w:t>
+      </w:r>
+      <w:r>
+        <w:rPr>
+          <w:b/>
+          <w:bCs/>
+        </w:rPr>
+        <w:t xml:space="preserve">Severity:</w:t>
+      </w:r>
+      <w:r>
+        <w:t xml:space="preserve"> </w:t>
+      </w:r>
+      <w:r>
+        <w:t xml:space="preserve">Medium</w:t>
+      </w:r>
+      <w:r>
+        <w:t xml:space="preserve"> </w:t>
+      </w:r>
+      <w:r>
+        <w:rPr>
+          <w:b/>
+          <w:bCs/>
+        </w:rPr>
+        <w:t xml:space="preserve">Created-By:</w:t>
+      </w:r>
+      <w:r>
+        <w:t xml:space="preserve"> </w:t>
+      </w:r>
+      <w:r>
+        <w:t xml:space="preserve">Claude</w:t>
+      </w:r>
+    </w:p>
+    <w:p>
+      <w:pPr>
+        <w:pStyle w:val="BodyText"/>
+      </w:pPr>
+      <w:r>
+        <w:t xml:space="preserve">HelixCode is now wired to read six advanced capability indicators (tool protocols, code intelligence, retrieval, skills, plugins) from the central verifier, but the verifier’s live responses do not yet include those fields, so the flags always read as unsupported. The work is to have the verifier publish these capability values it already computes. Then users see accurate per-model capability information across the product.</w:t>
+      </w:r>
+    </w:p>
     <w:bookmarkEnd w:id="109"/>
+    <w:bookmarkEnd w:id="110"/>
     <w:sectPr>
       <w:footnotePr>
         <w:numRestart w:val="eachSect"/>

--- a/docs/Fixed.docx
+++ b/docs/Fixed.docx
@@ -2,7 +2,7 @@
 <file path=word/document.xml><?xml version="1.0" encoding="utf-8"?>
 <w:document xmlns:w="http://schemas.openxmlformats.org/wordprocessingml/2006/main" xmlns:m="http://schemas.openxmlformats.org/officeDocument/2006/math" xmlns:r="http://schemas.openxmlformats.org/officeDocument/2006/relationships" xmlns:o="urn:schemas-microsoft-com:office:office" xmlns:v="urn:schemas-microsoft-com:vml" xmlns:w10="urn:schemas-microsoft-com:office:word" xmlns:a="http://schemas.openxmlformats.org/drawingml/2006/main" xmlns:pic="http://schemas.openxmlformats.org/drawingml/2006/picture" xmlns:wp="http://schemas.openxmlformats.org/drawingml/2006/wordprocessingDrawing">
   <w:body>
-    <w:bookmarkStart w:id="110" w:name="helixcode-fixed-items-tracker"/>
+    <w:bookmarkStart w:id="111" w:name="helixcode-fixed-items-tracker"/>
     <w:p>
       <w:pPr>
         <w:pStyle w:val="Heading1"/>
@@ -31200,7 +31200,107 @@
       </w:r>
     </w:p>
     <w:bookmarkEnd w:id="109"/>
+    <w:bookmarkStart w:id="110" w:name="X6e94c9106c0de225fda42baa2d944740cbfd042"/>
+    <w:p>
+      <w:pPr>
+        <w:pStyle w:val="Heading2"/>
+      </w:pPr>
+      <w:r>
+        <w:t xml:space="preserve">HXC-117 — Model capability flags (MCP, LSP, ACP, RAG, Skills, Plugins) are not sourced from the verifier as required</w:t>
+      </w:r>
+    </w:p>
+    <w:p>
+      <w:pPr>
+        <w:pStyle w:val="FirstParagraph"/>
+      </w:pPr>
+      <w:r>
+        <w:rPr>
+          <w:b/>
+          <w:bCs/>
+        </w:rPr>
+        <w:t xml:space="preserve">Status:</w:t>
+      </w:r>
+      <w:r>
+        <w:t xml:space="preserve"> </w:t>
+      </w:r>
+      <w:r>
+        <w:t xml:space="preserve">Fixed (→ Fixed.md)</w:t>
+      </w:r>
+      <w:r>
+        <w:t xml:space="preserve"> </w:t>
+      </w:r>
+      <w:r>
+        <w:rPr>
+          <w:b/>
+          <w:bCs/>
+        </w:rPr>
+        <w:t xml:space="preserve">Type:</w:t>
+      </w:r>
+      <w:r>
+        <w:t xml:space="preserve"> </w:t>
+      </w:r>
+      <w:r>
+        <w:t xml:space="preserve">Bug</w:t>
+      </w:r>
+      <w:r>
+        <w:t xml:space="preserve"> </w:t>
+      </w:r>
+      <w:r>
+        <w:rPr>
+          <w:b/>
+          <w:bCs/>
+        </w:rPr>
+        <w:t xml:space="preserve">Evidence:</w:t>
+      </w:r>
+      <w:r>
+        <w:t xml:space="preserve"> </w:t>
+      </w:r>
+      <w:r>
+        <w:t xml:space="preserve">docs/qa/hxc117_20260712T140900Z/EVIDENCE.md</w:t>
+      </w:r>
+      <w:r>
+        <w:t xml:space="preserve"> </w:t>
+      </w:r>
+      <w:r>
+        <w:rPr>
+          <w:b/>
+          <w:bCs/>
+        </w:rPr>
+        <w:t xml:space="preserve">Severity:</w:t>
+      </w:r>
+      <w:r>
+        <w:t xml:space="preserve"> </w:t>
+      </w:r>
+      <w:r>
+        <w:t xml:space="preserve">High</w:t>
+      </w:r>
+      <w:r>
+        <w:t xml:space="preserve"> </w:t>
+      </w:r>
+      <w:r>
+        <w:rPr>
+          <w:b/>
+          <w:bCs/>
+        </w:rPr>
+        <w:t xml:space="preserve">Created-By:</w:t>
+      </w:r>
+      <w:r>
+        <w:t xml:space="preserve"> </w:t>
+      </w:r>
+      <w:r>
+        <w:t xml:space="preserve">Claude</w:t>
+      </w:r>
+    </w:p>
+    <w:p>
+      <w:pPr>
+        <w:pStyle w:val="BodyText"/>
+      </w:pPr>
+      <w:r>
+        <w:t xml:space="preserve">Governance rule CONST-040 requires that every advanced capability a model supports be reported by the central verifier component rather than hardcoded. Today the verifier only records whether a model supports embeddings; the other six capabilities are documented as verifier-sourced but are not implemented there. As a result the product cannot truthfully tell users which models support which capabilities. The work adds these capability fields to the verifier’s results and has the product read them from there. Users then receive accurate, single-source-of-truth capability information.</w:t>
+      </w:r>
+    </w:p>
     <w:bookmarkEnd w:id="110"/>
+    <w:bookmarkEnd w:id="111"/>
     <w:sectPr>
       <w:footnotePr>
         <w:numRestart w:val="eachSect"/>

--- a/docs/Fixed.docx
+++ b/docs/Fixed.docx
@@ -2,7 +2,7 @@
 <file path=word/document.xml><?xml version="1.0" encoding="utf-8"?>
 <w:document xmlns:w="http://schemas.openxmlformats.org/wordprocessingml/2006/main" xmlns:m="http://schemas.openxmlformats.org/officeDocument/2006/math" xmlns:r="http://schemas.openxmlformats.org/officeDocument/2006/relationships" xmlns:o="urn:schemas-microsoft-com:office:office" xmlns:v="urn:schemas-microsoft-com:vml" xmlns:w10="urn:schemas-microsoft-com:office:word" xmlns:a="http://schemas.openxmlformats.org/drawingml/2006/main" xmlns:pic="http://schemas.openxmlformats.org/drawingml/2006/picture" xmlns:wp="http://schemas.openxmlformats.org/drawingml/2006/wordprocessingDrawing">
   <w:body>
-    <w:bookmarkStart w:id="152" w:name="helixcode-fixed-items-tracker"/>
+    <w:bookmarkStart w:id="154" w:name="helixcode-fixed-items-tracker"/>
     <w:p>
       <w:pPr>
         <w:pStyle w:val="Heading1"/>
@@ -48612,7 +48612,207 @@
       </w:r>
     </w:p>
     <w:bookmarkEnd w:id="151"/>
+    <w:bookmarkStart w:id="152" w:name="Xbe03d6ca0453f7b0834e244be7a142ce1b56fd5"/>
+    <w:p>
+      <w:pPr>
+        <w:pStyle w:val="Heading2"/>
+      </w:pPr>
+      <w:r>
+        <w:t xml:space="preserve">HXC-142 — Automation test suite (test/automation, -tags=automation) does not compile</w:t>
+      </w:r>
+    </w:p>
+    <w:p>
+      <w:pPr>
+        <w:pStyle w:val="FirstParagraph"/>
+      </w:pPr>
+      <w:r>
+        <w:rPr>
+          <w:b/>
+          <w:bCs/>
+        </w:rPr>
+        <w:t xml:space="preserve">Status:</w:t>
+      </w:r>
+      <w:r>
+        <w:t xml:space="preserve"> </w:t>
+      </w:r>
+      <w:r>
+        <w:t xml:space="preserve">Fixed (→ Fixed.md)</w:t>
+      </w:r>
+      <w:r>
+        <w:t xml:space="preserve"> </w:t>
+      </w:r>
+      <w:r>
+        <w:rPr>
+          <w:b/>
+          <w:bCs/>
+        </w:rPr>
+        <w:t xml:space="preserve">Type:</w:t>
+      </w:r>
+      <w:r>
+        <w:t xml:space="preserve"> </w:t>
+      </w:r>
+      <w:r>
+        <w:t xml:space="preserve">Bug</w:t>
+      </w:r>
+      <w:r>
+        <w:t xml:space="preserve"> </w:t>
+      </w:r>
+      <w:r>
+        <w:rPr>
+          <w:b/>
+          <w:bCs/>
+        </w:rPr>
+        <w:t xml:space="preserve">Evidence:</w:t>
+      </w:r>
+      <w:r>
+        <w:t xml:space="preserve"> </w:t>
+      </w:r>
+      <w:r>
+        <w:t xml:space="preserve">docs/qa/hxc142_143_20260712T150000Z/EVIDENCE.md</w:t>
+      </w:r>
+      <w:r>
+        <w:t xml:space="preserve"> </w:t>
+      </w:r>
+      <w:r>
+        <w:rPr>
+          <w:b/>
+          <w:bCs/>
+        </w:rPr>
+        <w:t xml:space="preserve">Severity:</w:t>
+      </w:r>
+      <w:r>
+        <w:t xml:space="preserve"> </w:t>
+      </w:r>
+      <w:r>
+        <w:t xml:space="preserve">High</w:t>
+      </w:r>
+      <w:r>
+        <w:t xml:space="preserve"> </w:t>
+      </w:r>
+      <w:r>
+        <w:rPr>
+          <w:b/>
+          <w:bCs/>
+        </w:rPr>
+        <w:t xml:space="preserve">Created-By:</w:t>
+      </w:r>
+      <w:r>
+        <w:t xml:space="preserve"> </w:t>
+      </w:r>
+      <w:r>
+        <w:t xml:space="preserve">Claude</w:t>
+      </w:r>
+    </w:p>
+    <w:p>
+      <w:pPr>
+        <w:pStyle w:val="BodyText"/>
+      </w:pPr>
+      <w:r>
+        <w:t xml:space="preserve">The automation-tagged test package fails to build, so an entire mandated test type cannot execute at all. Two real causes were found during the 2026-07-12 real-infra retest: a duplicate symbol (isRateLimitError/contains declared in both xai and qwen automation test files) and deeper API drift where the tests reference llm.ProviderConfig and NewProviderManager which no longer exist in the current provider package. The work is to reconcile the automation tests with the current provider API and remove the duplicate helpers so the suite compiles and runs against real infrastructure. Evidence: docs/qa/infra_retest_20260712_hxc122_138/automation_tests.log.</w:t>
+      </w:r>
+    </w:p>
     <w:bookmarkEnd w:id="152"/>
+    <w:bookmarkStart w:id="153" w:name="X054ad3b558f7674e0fadf688fd66524f38df1ce"/>
+    <w:p>
+      <w:pPr>
+        <w:pStyle w:val="Heading2"/>
+      </w:pPr>
+      <w:r>
+        <w:t xml:space="preserve">HXC-143 — E2E test suite (test/e2e, -tags=e2e) does not compile due to redeclared getEnvOrDefault</w:t>
+      </w:r>
+    </w:p>
+    <w:p>
+      <w:pPr>
+        <w:pStyle w:val="FirstParagraph"/>
+      </w:pPr>
+      <w:r>
+        <w:rPr>
+          <w:b/>
+          <w:bCs/>
+        </w:rPr>
+        <w:t xml:space="preserve">Status:</w:t>
+      </w:r>
+      <w:r>
+        <w:t xml:space="preserve"> </w:t>
+      </w:r>
+      <w:r>
+        <w:t xml:space="preserve">Fixed (→ Fixed.md)</w:t>
+      </w:r>
+      <w:r>
+        <w:t xml:space="preserve"> </w:t>
+      </w:r>
+      <w:r>
+        <w:rPr>
+          <w:b/>
+          <w:bCs/>
+        </w:rPr>
+        <w:t xml:space="preserve">Type:</w:t>
+      </w:r>
+      <w:r>
+        <w:t xml:space="preserve"> </w:t>
+      </w:r>
+      <w:r>
+        <w:t xml:space="preserve">Bug</w:t>
+      </w:r>
+      <w:r>
+        <w:t xml:space="preserve"> </w:t>
+      </w:r>
+      <w:r>
+        <w:rPr>
+          <w:b/>
+          <w:bCs/>
+        </w:rPr>
+        <w:t xml:space="preserve">Evidence:</w:t>
+      </w:r>
+      <w:r>
+        <w:t xml:space="preserve"> </w:t>
+      </w:r>
+      <w:r>
+        <w:t xml:space="preserve">docs/qa/hxc142_143_20260712T150000Z/EVIDENCE.md</w:t>
+      </w:r>
+      <w:r>
+        <w:t xml:space="preserve"> </w:t>
+      </w:r>
+      <w:r>
+        <w:rPr>
+          <w:b/>
+          <w:bCs/>
+        </w:rPr>
+        <w:t xml:space="preserve">Severity:</w:t>
+      </w:r>
+      <w:r>
+        <w:t xml:space="preserve"> </w:t>
+      </w:r>
+      <w:r>
+        <w:t xml:space="preserve">High</w:t>
+      </w:r>
+      <w:r>
+        <w:t xml:space="preserve"> </w:t>
+      </w:r>
+      <w:r>
+        <w:rPr>
+          <w:b/>
+          <w:bCs/>
+        </w:rPr>
+        <w:t xml:space="preserve">Created-By:</w:t>
+      </w:r>
+      <w:r>
+        <w:t xml:space="preserve"> </w:t>
+      </w:r>
+      <w:r>
+        <w:t xml:space="preserve">Claude</w:t>
+      </w:r>
+    </w:p>
+    <w:p>
+      <w:pPr>
+        <w:pStyle w:val="BodyText"/>
+      </w:pPr>
+      <w:r>
+        <w:t xml:space="preserve">The e2e-tagged test package fails to build because getEnvOrDefault is declared more than once in the package, so another mandated test type cannot execute. The work is to remove the duplicate declaration (consolidate to a single shared helper) so the e2e suite compiles and can run end-to-end against a real server. Discovered during the 2026-07-12 real-infra retest. Evidence: docs/qa/infra_retest_20260712_hxc122_138/EVIDENCE.md.</w:t>
+      </w:r>
+    </w:p>
+    <w:bookmarkEnd w:id="153"/>
+    <w:bookmarkEnd w:id="154"/>
     <w:sectPr>
       <w:footnotePr>
         <w:numRestart w:val="eachSect"/>

--- a/docs/Fixed.docx
+++ b/docs/Fixed.docx
@@ -2,7 +2,7 @@
 <file path=word/document.xml><?xml version="1.0" encoding="utf-8"?>
 <w:document xmlns:w="http://schemas.openxmlformats.org/wordprocessingml/2006/main" xmlns:m="http://schemas.openxmlformats.org/officeDocument/2006/math" xmlns:r="http://schemas.openxmlformats.org/officeDocument/2006/relationships" xmlns:o="urn:schemas-microsoft-com:office:office" xmlns:v="urn:schemas-microsoft-com:vml" xmlns:w10="urn:schemas-microsoft-com:office:word" xmlns:a="http://schemas.openxmlformats.org/drawingml/2006/main" xmlns:pic="http://schemas.openxmlformats.org/drawingml/2006/picture" xmlns:wp="http://schemas.openxmlformats.org/drawingml/2006/wordprocessingDrawing">
   <w:body>
-    <w:bookmarkStart w:id="154" w:name="helixcode-fixed-items-tracker"/>
+    <w:bookmarkStart w:id="155" w:name="helixcode-fixed-items-tracker"/>
     <w:p>
       <w:pPr>
         <w:pStyle w:val="Heading1"/>
@@ -48812,7 +48812,107 @@
       </w:r>
     </w:p>
     <w:bookmarkEnd w:id="153"/>
+    <w:bookmarkStart w:id="154" w:name="Xeb0cf67190292f2f8e325a1139727c1a6cfe04f"/>
+    <w:p>
+      <w:pPr>
+        <w:pStyle w:val="Heading2"/>
+      </w:pPr>
+      <w:r>
+        <w:t xml:space="preserve">HXC-118 — Retrieval-Augmented-Generation (RAG) module exists but is not connected to the application</w:t>
+      </w:r>
+    </w:p>
+    <w:p>
+      <w:pPr>
+        <w:pStyle w:val="FirstParagraph"/>
+      </w:pPr>
+      <w:r>
+        <w:rPr>
+          <w:b/>
+          <w:bCs/>
+        </w:rPr>
+        <w:t xml:space="preserve">Status:</w:t>
+      </w:r>
+      <w:r>
+        <w:t xml:space="preserve"> </w:t>
+      </w:r>
+      <w:r>
+        <w:t xml:space="preserve">Implemented (→ Fixed.md)</w:t>
+      </w:r>
+      <w:r>
+        <w:t xml:space="preserve"> </w:t>
+      </w:r>
+      <w:r>
+        <w:rPr>
+          <w:b/>
+          <w:bCs/>
+        </w:rPr>
+        <w:t xml:space="preserve">Type:</w:t>
+      </w:r>
+      <w:r>
+        <w:t xml:space="preserve"> </w:t>
+      </w:r>
+      <w:r>
+        <w:t xml:space="preserve">Feature</w:t>
+      </w:r>
+      <w:r>
+        <w:t xml:space="preserve"> </w:t>
+      </w:r>
+      <w:r>
+        <w:rPr>
+          <w:b/>
+          <w:bCs/>
+        </w:rPr>
+        <w:t xml:space="preserve">Evidence:</w:t>
+      </w:r>
+      <w:r>
+        <w:t xml:space="preserve"> </w:t>
+      </w:r>
+      <w:r>
+        <w:t xml:space="preserve">docs/qa/hxc118_20260712T151500Z/EVIDENCE.md</w:t>
+      </w:r>
+      <w:r>
+        <w:t xml:space="preserve"> </w:t>
+      </w:r>
+      <w:r>
+        <w:rPr>
+          <w:b/>
+          <w:bCs/>
+        </w:rPr>
+        <w:t xml:space="preserve">Severity:</w:t>
+      </w:r>
+      <w:r>
+        <w:t xml:space="preserve"> </w:t>
+      </w:r>
+      <w:r>
+        <w:t xml:space="preserve">High</w:t>
+      </w:r>
+      <w:r>
+        <w:t xml:space="preserve"> </w:t>
+      </w:r>
+      <w:r>
+        <w:rPr>
+          <w:b/>
+          <w:bCs/>
+        </w:rPr>
+        <w:t xml:space="preserve">Created-By:</w:t>
+      </w:r>
+      <w:r>
+        <w:t xml:space="preserve"> </w:t>
+      </w:r>
+      <w:r>
+        <w:t xml:space="preserve">Claude</w:t>
+      </w:r>
+    </w:p>
+    <w:p>
+      <w:pPr>
+        <w:pStyle w:val="BodyText"/>
+      </w:pPr>
+      <w:r>
+        <w:t xml:space="preserve">A dedicated Retrieval-Augmented-Generation component is maintained as its own reusable module, but the main application does not import or use it anywhere. A capability the product is expected to offer (answering using retrieved documents) is therefore effectively unavailable to end users despite the code existing. The work integrates the existing RAG module into the application, wires it into the request flow, and exposes its capability flag. Users gain working document-grounded answers instead of an orphaned, unused component.</w:t>
+      </w:r>
+    </w:p>
     <w:bookmarkEnd w:id="154"/>
+    <w:bookmarkEnd w:id="155"/>
     <w:sectPr>
       <w:footnotePr>
         <w:numRestart w:val="eachSect"/>

--- a/docs/Fixed.docx
+++ b/docs/Fixed.docx
@@ -2,7 +2,7 @@
 <file path=word/document.xml><?xml version="1.0" encoding="utf-8"?>
 <w:document xmlns:w="http://schemas.openxmlformats.org/wordprocessingml/2006/main" xmlns:m="http://schemas.openxmlformats.org/officeDocument/2006/math" xmlns:r="http://schemas.openxmlformats.org/officeDocument/2006/relationships" xmlns:o="urn:schemas-microsoft-com:office:office" xmlns:v="urn:schemas-microsoft-com:vml" xmlns:w10="urn:schemas-microsoft-com:office:word" xmlns:a="http://schemas.openxmlformats.org/drawingml/2006/main" xmlns:pic="http://schemas.openxmlformats.org/drawingml/2006/picture" xmlns:wp="http://schemas.openxmlformats.org/drawingml/2006/wordprocessingDrawing">
   <w:body>
-    <w:bookmarkStart w:id="155" w:name="helixcode-fixed-items-tracker"/>
+    <w:bookmarkStart w:id="156" w:name="helixcode-fixed-items-tracker"/>
     <w:p>
       <w:pPr>
         <w:pStyle w:val="Heading1"/>
@@ -48912,7 +48912,107 @@
       </w:r>
     </w:p>
     <w:bookmarkEnd w:id="154"/>
+    <w:bookmarkStart w:id="155" w:name="Xf7afb59cbef64acf0da7700cc194ddabe925e93"/>
+    <w:p>
+      <w:pPr>
+        <w:pStyle w:val="Heading2"/>
+      </w:pPr>
+      <w:r>
+        <w:t xml:space="preserve">HXC-144 — Server leaks goroutines under sustained DDoS-flood load (chaos test)</w:t>
+      </w:r>
+    </w:p>
+    <w:p>
+      <w:pPr>
+        <w:pStyle w:val="FirstParagraph"/>
+      </w:pPr>
+      <w:r>
+        <w:rPr>
+          <w:b/>
+          <w:bCs/>
+        </w:rPr>
+        <w:t xml:space="preserve">Status:</w:t>
+      </w:r>
+      <w:r>
+        <w:t xml:space="preserve"> </w:t>
+      </w:r>
+      <w:r>
+        <w:t xml:space="preserve">Fixed (→ Fixed.md)</w:t>
+      </w:r>
+      <w:r>
+        <w:t xml:space="preserve"> </w:t>
+      </w:r>
+      <w:r>
+        <w:rPr>
+          <w:b/>
+          <w:bCs/>
+        </w:rPr>
+        <w:t xml:space="preserve">Type:</w:t>
+      </w:r>
+      <w:r>
+        <w:t xml:space="preserve"> </w:t>
+      </w:r>
+      <w:r>
+        <w:t xml:space="preserve">Bug</w:t>
+      </w:r>
+      <w:r>
+        <w:t xml:space="preserve"> </w:t>
+      </w:r>
+      <w:r>
+        <w:rPr>
+          <w:b/>
+          <w:bCs/>
+        </w:rPr>
+        <w:t xml:space="preserve">Evidence:</w:t>
+      </w:r>
+      <w:r>
+        <w:t xml:space="preserve"> </w:t>
+      </w:r>
+      <w:r>
+        <w:t xml:space="preserve">docs/qa/hxc144_20260712T152500Z/EVIDENCE.md</w:t>
+      </w:r>
+      <w:r>
+        <w:t xml:space="preserve"> </w:t>
+      </w:r>
+      <w:r>
+        <w:rPr>
+          <w:b/>
+          <w:bCs/>
+        </w:rPr>
+        <w:t xml:space="preserve">Severity:</w:t>
+      </w:r>
+      <w:r>
+        <w:t xml:space="preserve"> </w:t>
+      </w:r>
+      <w:r>
+        <w:t xml:space="preserve">Medium</w:t>
+      </w:r>
+      <w:r>
+        <w:t xml:space="preserve"> </w:t>
+      </w:r>
+      <w:r>
+        <w:rPr>
+          <w:b/>
+          <w:bCs/>
+        </w:rPr>
+        <w:t xml:space="preserve">Created-By:</w:t>
+      </w:r>
+      <w:r>
+        <w:t xml:space="preserve"> </w:t>
+      </w:r>
+      <w:r>
+        <w:t xml:space="preserve">Claude</w:t>
+      </w:r>
+    </w:p>
+    <w:p>
+      <w:pPr>
+        <w:pStyle w:val="BodyText"/>
+      </w:pPr>
+      <w:r>
+        <w:t xml:space="preserve">Under the sustained request-flood chaos test against the real running server, the goroutine count grew by 5 which exceeds the tolerance of 4, signalling a goroutine leak in a request-handling path when the server is hammered. Left unaddressed this degrades long-running server stability under load. The work is to find the leaking goroutine (likely an unclosed channel, context, or connection in a hot handler) and fix it so the count stays within tolerance under flood. Evidence: docs/qa/infra_retest_20260712_hxc122_138/EVIDENCE.md (Server 7/8).</w:t>
+      </w:r>
+    </w:p>
     <w:bookmarkEnd w:id="155"/>
+    <w:bookmarkEnd w:id="156"/>
     <w:sectPr>
       <w:footnotePr>
         <w:numRestart w:val="eachSect"/>

--- a/docs/Fixed.docx
+++ b/docs/Fixed.docx
@@ -2,7 +2,7 @@
 <file path=word/document.xml><?xml version="1.0" encoding="utf-8"?>
 <w:document xmlns:w="http://schemas.openxmlformats.org/wordprocessingml/2006/main" xmlns:m="http://schemas.openxmlformats.org/officeDocument/2006/math" xmlns:r="http://schemas.openxmlformats.org/officeDocument/2006/relationships" xmlns:o="urn:schemas-microsoft-com:office:office" xmlns:v="urn:schemas-microsoft-com:vml" xmlns:w10="urn:schemas-microsoft-com:office:word" xmlns:a="http://schemas.openxmlformats.org/drawingml/2006/main" xmlns:pic="http://schemas.openxmlformats.org/drawingml/2006/picture" xmlns:wp="http://schemas.openxmlformats.org/drawingml/2006/wordprocessingDrawing">
   <w:body>
-    <w:bookmarkStart w:id="156" w:name="helixcode-fixed-items-tracker"/>
+    <w:bookmarkStart w:id="157" w:name="helixcode-fixed-items-tracker"/>
     <w:p>
       <w:pPr>
         <w:pStyle w:val="Heading1"/>
@@ -49012,7 +49012,107 @@
       </w:r>
     </w:p>
     <w:bookmarkEnd w:id="155"/>
+    <w:bookmarkStart w:id="156" w:name="X7168da4de5f2d2c60117a713485cc4d3f54b921"/>
+    <w:p>
+      <w:pPr>
+        <w:pStyle w:val="Heading2"/>
+      </w:pPr>
+      <w:r>
+        <w:t xml:space="preserve">HXC-122 — Memory and automation test suites mostly skip themselves without a running server</w:t>
+      </w:r>
+    </w:p>
+    <w:p>
+      <w:pPr>
+        <w:pStyle w:val="FirstParagraph"/>
+      </w:pPr>
+      <w:r>
+        <w:rPr>
+          <w:b/>
+          <w:bCs/>
+        </w:rPr>
+        <w:t xml:space="preserve">Status:</w:t>
+      </w:r>
+      <w:r>
+        <w:t xml:space="preserve"> </w:t>
+      </w:r>
+      <w:r>
+        <w:t xml:space="preserve">Completed (→ Fixed.md)</w:t>
+      </w:r>
+      <w:r>
+        <w:t xml:space="preserve"> </w:t>
+      </w:r>
+      <w:r>
+        <w:rPr>
+          <w:b/>
+          <w:bCs/>
+        </w:rPr>
+        <w:t xml:space="preserve">Type:</w:t>
+      </w:r>
+      <w:r>
+        <w:t xml:space="preserve"> </w:t>
+      </w:r>
+      <w:r>
+        <w:t xml:space="preserve">Task</w:t>
+      </w:r>
+      <w:r>
+        <w:t xml:space="preserve"> </w:t>
+      </w:r>
+      <w:r>
+        <w:rPr>
+          <w:b/>
+          <w:bCs/>
+        </w:rPr>
+        <w:t xml:space="preserve">Evidence:</w:t>
+      </w:r>
+      <w:r>
+        <w:t xml:space="preserve"> </w:t>
+      </w:r>
+      <w:r>
+        <w:t xml:space="preserve">docs/qa/infra_retest_20260712_hxc122_138/EVIDENCE.md</w:t>
+      </w:r>
+      <w:r>
+        <w:t xml:space="preserve"> </w:t>
+      </w:r>
+      <w:r>
+        <w:rPr>
+          <w:b/>
+          <w:bCs/>
+        </w:rPr>
+        <w:t xml:space="preserve">Severity:</w:t>
+      </w:r>
+      <w:r>
+        <w:t xml:space="preserve"> </w:t>
+      </w:r>
+      <w:r>
+        <w:t xml:space="preserve">Medium</w:t>
+      </w:r>
+      <w:r>
+        <w:t xml:space="preserve"> </w:t>
+      </w:r>
+      <w:r>
+        <w:rPr>
+          <w:b/>
+          <w:bCs/>
+        </w:rPr>
+        <w:t xml:space="preserve">Created-By:</w:t>
+      </w:r>
+      <w:r>
+        <w:t xml:space="preserve"> </w:t>
+      </w:r>
+      <w:r>
+        <w:t xml:space="preserve">Claude</w:t>
+      </w:r>
+    </w:p>
+    <w:p>
+      <w:pPr>
+        <w:pStyle w:val="BodyText"/>
+      </w:pPr>
+      <w:r>
+        <w:t xml:space="preserve">Two categories of tests, memory-usage and end-to-end automation, skip most of their cases by default because they require a live server or special environment flags not set in normal runs. In practice these areas are largely unverified even though the tests appear to exist. The work provides a documented, repeatable way to run them against real infrastructure so they actually execute and prove the behavior. Memory and automation behavior then becomes genuinely tested rather than merely scaffolded.</w:t>
+      </w:r>
+    </w:p>
     <w:bookmarkEnd w:id="156"/>
+    <w:bookmarkEnd w:id="157"/>
     <w:sectPr>
       <w:footnotePr>
         <w:numRestart w:val="eachSect"/>

--- a/docs/Fixed.docx
+++ b/docs/Fixed.docx
@@ -2,7 +2,7 @@
 <file path=word/document.xml><?xml version="1.0" encoding="utf-8"?>
 <w:document xmlns:w="http://schemas.openxmlformats.org/wordprocessingml/2006/main" xmlns:m="http://schemas.openxmlformats.org/officeDocument/2006/math" xmlns:r="http://schemas.openxmlformats.org/officeDocument/2006/relationships" xmlns:o="urn:schemas-microsoft-com:office:office" xmlns:v="urn:schemas-microsoft-com:vml" xmlns:w10="urn:schemas-microsoft-com:office:word" xmlns:a="http://schemas.openxmlformats.org/drawingml/2006/main" xmlns:pic="http://schemas.openxmlformats.org/drawingml/2006/picture" xmlns:wp="http://schemas.openxmlformats.org/drawingml/2006/wordprocessingDrawing">
   <w:body>
-    <w:bookmarkStart w:id="157" w:name="helixcode-fixed-items-tracker"/>
+    <w:bookmarkStart w:id="159" w:name="helixcode-fixed-items-tracker"/>
     <w:p>
       <w:pPr>
         <w:pStyle w:val="Heading1"/>
@@ -49112,7 +49112,207 @@
       </w:r>
     </w:p>
     <w:bookmarkEnd w:id="156"/>
+    <w:bookmarkStart w:id="157" w:name="X14cf2054f0d6232efe903a1c4542755a8432c0d"/>
+    <w:p>
+      <w:pPr>
+        <w:pStyle w:val="Heading2"/>
+      </w:pPr>
+      <w:r>
+        <w:t xml:space="preserve">HXC-136 — Verify the remaining automated test types run with real captured evidence</w:t>
+      </w:r>
+    </w:p>
+    <w:p>
+      <w:pPr>
+        <w:pStyle w:val="FirstParagraph"/>
+      </w:pPr>
+      <w:r>
+        <w:rPr>
+          <w:b/>
+          <w:bCs/>
+        </w:rPr>
+        <w:t xml:space="preserve">Status:</w:t>
+      </w:r>
+      <w:r>
+        <w:t xml:space="preserve"> </w:t>
+      </w:r>
+      <w:r>
+        <w:t xml:space="preserve">Completed (→ Fixed.md)</w:t>
+      </w:r>
+      <w:r>
+        <w:t xml:space="preserve"> </w:t>
+      </w:r>
+      <w:r>
+        <w:rPr>
+          <w:b/>
+          <w:bCs/>
+        </w:rPr>
+        <w:t xml:space="preserve">Type:</w:t>
+      </w:r>
+      <w:r>
+        <w:t xml:space="preserve"> </w:t>
+      </w:r>
+      <w:r>
+        <w:t xml:space="preserve">Task</w:t>
+      </w:r>
+      <w:r>
+        <w:t xml:space="preserve"> </w:t>
+      </w:r>
+      <w:r>
+        <w:rPr>
+          <w:b/>
+          <w:bCs/>
+        </w:rPr>
+        <w:t xml:space="preserve">Evidence:</w:t>
+      </w:r>
+      <w:r>
+        <w:t xml:space="preserve"> </w:t>
+      </w:r>
+      <w:r>
+        <w:t xml:space="preserve">docs/qa/infra_retest2_20260712_hxc136/EVIDENCE.md</w:t>
+      </w:r>
+      <w:r>
+        <w:t xml:space="preserve"> </w:t>
+      </w:r>
+      <w:r>
+        <w:rPr>
+          <w:b/>
+          <w:bCs/>
+        </w:rPr>
+        <w:t xml:space="preserve">Severity:</w:t>
+      </w:r>
+      <w:r>
+        <w:t xml:space="preserve"> </w:t>
+      </w:r>
+      <w:r>
+        <w:t xml:space="preserve">Medium</w:t>
+      </w:r>
+      <w:r>
+        <w:t xml:space="preserve"> </w:t>
+      </w:r>
+      <w:r>
+        <w:rPr>
+          <w:b/>
+          <w:bCs/>
+        </w:rPr>
+        <w:t xml:space="preserve">Created-By:</w:t>
+      </w:r>
+      <w:r>
+        <w:t xml:space="preserve"> </w:t>
+      </w:r>
+      <w:r>
+        <w:t xml:space="preserve">Claude</w:t>
+      </w:r>
+    </w:p>
+    <w:p>
+      <w:pPr>
+        <w:pStyle w:val="BodyText"/>
+      </w:pPr>
+      <w:r>
+        <w:t xml:space="preserve">Several mandated automated test categories — load/denial-of-service, scaling, stress and chaos, and user-interface/experience — were not exercised in the latest real-infrastructure run, so their current health is unconfirmed. The work is to run each of these test types against real infrastructure and capture proof of the results. This completes the promised full test-type coverage and confirms the product holds up under load and adverse conditions.</w:t>
+      </w:r>
+    </w:p>
     <w:bookmarkEnd w:id="157"/>
+    <w:bookmarkStart w:id="158" w:name="Xe5c0b9484c2706131a5e705eca910482f01e090"/>
+    <w:p>
+      <w:pPr>
+        <w:pStyle w:val="Heading2"/>
+      </w:pPr>
+      <w:r>
+        <w:t xml:space="preserve">HXC-138 — Run the end-to-end challenge suite against a running server</w:t>
+      </w:r>
+    </w:p>
+    <w:p>
+      <w:pPr>
+        <w:pStyle w:val="FirstParagraph"/>
+      </w:pPr>
+      <w:r>
+        <w:rPr>
+          <w:b/>
+          <w:bCs/>
+        </w:rPr>
+        <w:t xml:space="preserve">Status:</w:t>
+      </w:r>
+      <w:r>
+        <w:t xml:space="preserve"> </w:t>
+      </w:r>
+      <w:r>
+        <w:t xml:space="preserve">Completed (→ Fixed.md)</w:t>
+      </w:r>
+      <w:r>
+        <w:t xml:space="preserve"> </w:t>
+      </w:r>
+      <w:r>
+        <w:rPr>
+          <w:b/>
+          <w:bCs/>
+        </w:rPr>
+        <w:t xml:space="preserve">Type:</w:t>
+      </w:r>
+      <w:r>
+        <w:t xml:space="preserve"> </w:t>
+      </w:r>
+      <w:r>
+        <w:t xml:space="preserve">Task</w:t>
+      </w:r>
+      <w:r>
+        <w:t xml:space="preserve"> </w:t>
+      </w:r>
+      <w:r>
+        <w:rPr>
+          <w:b/>
+          <w:bCs/>
+        </w:rPr>
+        <w:t xml:space="preserve">Evidence:</w:t>
+      </w:r>
+      <w:r>
+        <w:t xml:space="preserve"> </w:t>
+      </w:r>
+      <w:r>
+        <w:t xml:space="preserve">docs/qa/infra_retest_20260712_hxc122_138/EVIDENCE.md</w:t>
+      </w:r>
+      <w:r>
+        <w:t xml:space="preserve"> </w:t>
+      </w:r>
+      <w:r>
+        <w:rPr>
+          <w:b/>
+          <w:bCs/>
+        </w:rPr>
+        <w:t xml:space="preserve">Severity:</w:t>
+      </w:r>
+      <w:r>
+        <w:t xml:space="preserve"> </w:t>
+      </w:r>
+      <w:r>
+        <w:t xml:space="preserve">Low</w:t>
+      </w:r>
+      <w:r>
+        <w:t xml:space="preserve"> </w:t>
+      </w:r>
+      <w:r>
+        <w:rPr>
+          <w:b/>
+          <w:bCs/>
+        </w:rPr>
+        <w:t xml:space="preserve">Created-By:</w:t>
+      </w:r>
+      <w:r>
+        <w:t xml:space="preserve"> </w:t>
+      </w:r>
+      <w:r>
+        <w:t xml:space="preserve">Claude</w:t>
+      </w:r>
+    </w:p>
+    <w:p>
+      <w:pPr>
+        <w:pStyle w:val="BodyText"/>
+      </w:pPr>
+      <w:r>
+        <w:t xml:space="preserve">The end-to-end challenge runner can now launch all its scenarios (a missing option was just fixed), but the scenarios still need to be executed against a live server with a real model to confirm the complete user journeys work. The work is to stand up a server and run the challenges, capturing the results. This provides real proof that the headline user workflows function end to end.</w:t>
+      </w:r>
+    </w:p>
+    <w:bookmarkEnd w:id="158"/>
+    <w:bookmarkEnd w:id="159"/>
     <w:sectPr>
       <w:footnotePr>
         <w:numRestart w:val="eachSect"/>

--- a/docs/Fixed.docx
+++ b/docs/Fixed.docx
@@ -2,7 +2,7 @@
 <file path=word/document.xml><?xml version="1.0" encoding="utf-8"?>
 <w:document xmlns:w="http://schemas.openxmlformats.org/wordprocessingml/2006/main" xmlns:m="http://schemas.openxmlformats.org/officeDocument/2006/math" xmlns:r="http://schemas.openxmlformats.org/officeDocument/2006/relationships" xmlns:o="urn:schemas-microsoft-com:office:office" xmlns:v="urn:schemas-microsoft-com:vml" xmlns:w10="urn:schemas-microsoft-com:office:word" xmlns:a="http://schemas.openxmlformats.org/drawingml/2006/main" xmlns:pic="http://schemas.openxmlformats.org/drawingml/2006/picture" xmlns:wp="http://schemas.openxmlformats.org/drawingml/2006/wordprocessingDrawing">
   <w:body>
-    <w:bookmarkStart w:id="159" w:name="helixcode-fixed-items-tracker"/>
+    <w:bookmarkStart w:id="160" w:name="helixcode-fixed-items-tracker"/>
     <w:p>
       <w:pPr>
         <w:pStyle w:val="Heading1"/>
@@ -49312,7 +49312,107 @@
       </w:r>
     </w:p>
     <w:bookmarkEnd w:id="158"/>
+    <w:bookmarkStart w:id="159" w:name="Xdea3912bfc0de0ae455e3900f8c216bb5b0d800"/>
+    <w:p>
+      <w:pPr>
+        <w:pStyle w:val="Heading2"/>
+      </w:pPr>
+      <w:r>
+        <w:t xml:space="preserve">HXC-150 — tests/ddos env-var names (TEST_PG_/TEST_REDIS_) mismatch .env.full-test causing false SKIP</w:t>
+      </w:r>
+    </w:p>
+    <w:p>
+      <w:pPr>
+        <w:pStyle w:val="FirstParagraph"/>
+      </w:pPr>
+      <w:r>
+        <w:rPr>
+          <w:b/>
+          <w:bCs/>
+        </w:rPr>
+        <w:t xml:space="preserve">Status:</w:t>
+      </w:r>
+      <w:r>
+        <w:t xml:space="preserve"> </w:t>
+      </w:r>
+      <w:r>
+        <w:t xml:space="preserve">Fixed (→ Fixed.md)</w:t>
+      </w:r>
+      <w:r>
+        <w:t xml:space="preserve"> </w:t>
+      </w:r>
+      <w:r>
+        <w:rPr>
+          <w:b/>
+          <w:bCs/>
+        </w:rPr>
+        <w:t xml:space="preserve">Type:</w:t>
+      </w:r>
+      <w:r>
+        <w:t xml:space="preserve"> </w:t>
+      </w:r>
+      <w:r>
+        <w:t xml:space="preserve">Bug</w:t>
+      </w:r>
+      <w:r>
+        <w:t xml:space="preserve"> </w:t>
+      </w:r>
+      <w:r>
+        <w:rPr>
+          <w:b/>
+          <w:bCs/>
+        </w:rPr>
+        <w:t xml:space="preserve">Evidence:</w:t>
+      </w:r>
+      <w:r>
+        <w:t xml:space="preserve"> </w:t>
+      </w:r>
+      <w:r>
+        <w:t xml:space="preserve">docs/qa/hxc150_20260712T172000Z/EVIDENCE.md</w:t>
+      </w:r>
+      <w:r>
+        <w:t xml:space="preserve"> </w:t>
+      </w:r>
+      <w:r>
+        <w:rPr>
+          <w:b/>
+          <w:bCs/>
+        </w:rPr>
+        <w:t xml:space="preserve">Severity:</w:t>
+      </w:r>
+      <w:r>
+        <w:t xml:space="preserve"> </w:t>
+      </w:r>
+      <w:r>
+        <w:t xml:space="preserve">Low</w:t>
+      </w:r>
+      <w:r>
+        <w:t xml:space="preserve"> </w:t>
+      </w:r>
+      <w:r>
+        <w:rPr>
+          <w:b/>
+          <w:bCs/>
+        </w:rPr>
+        <w:t xml:space="preserve">Created-By:</w:t>
+      </w:r>
+      <w:r>
+        <w:t xml:space="preserve"> </w:t>
+      </w:r>
+      <w:r>
+        <w:t xml:space="preserve">Claude</w:t>
+      </w:r>
+    </w:p>
+    <w:p>
+      <w:pPr>
+        <w:pStyle w:val="BodyText"/>
+      </w:pPr>
+      <w:r>
+        <w:t xml:space="preserve">The load/DDoS test harness (tests/ddos, -tags=integration) reads TEST_PG_* and TEST_REDIS_* environment variables to reach the real Postgres and Redis, but the projects .env.full-test only exports HELIX_DATABASE_* and HELIX_REDIS_*, and the defaults do not match the container credentials. So under the normal make test-load-full workflow the suite falsely SKIPs even when infra is fully healthy (it only ran once the correct credentials were passed manually during the 2026-07-12 retest). The work is to align the harness env-var names/defaults with .env.full-test so load/DDoS executes out of the box. Low severity, test-harness only.</w:t>
+      </w:r>
+    </w:p>
     <w:bookmarkEnd w:id="159"/>
+    <w:bookmarkEnd w:id="160"/>
     <w:sectPr>
       <w:footnotePr>
         <w:numRestart w:val="eachSect"/>

--- a/docs/Fixed.docx
+++ b/docs/Fixed.docx
@@ -2,7 +2,7 @@
 <file path=word/document.xml><?xml version="1.0" encoding="utf-8"?>
 <w:document xmlns:w="http://schemas.openxmlformats.org/wordprocessingml/2006/main" xmlns:m="http://schemas.openxmlformats.org/officeDocument/2006/math" xmlns:r="http://schemas.openxmlformats.org/officeDocument/2006/relationships" xmlns:o="urn:schemas-microsoft-com:office:office" xmlns:v="urn:schemas-microsoft-com:vml" xmlns:w10="urn:schemas-microsoft-com:office:word" xmlns:a="http://schemas.openxmlformats.org/drawingml/2006/main" xmlns:pic="http://schemas.openxmlformats.org/drawingml/2006/picture" xmlns:wp="http://schemas.openxmlformats.org/drawingml/2006/wordprocessingDrawing">
   <w:body>
-    <w:bookmarkStart w:id="160" w:name="helixcode-fixed-items-tracker"/>
+    <w:bookmarkStart w:id="161" w:name="helixcode-fixed-items-tracker"/>
     <w:p>
       <w:pPr>
         <w:pStyle w:val="Heading1"/>
@@ -49412,7 +49412,107 @@
       </w:r>
     </w:p>
     <w:bookmarkEnd w:id="159"/>
+    <w:bookmarkStart w:id="160" w:name="X609feba332ca6b94d16f2875935a670ea2c4d36"/>
+    <w:p>
+      <w:pPr>
+        <w:pStyle w:val="Heading2"/>
+      </w:pPr>
+      <w:r>
+        <w:t xml:space="preserve">HXC-148 — Wire RAG retrieval-augmentation into the OpenAI/Anthropic wire-facade endpoints</w:t>
+      </w:r>
+    </w:p>
+    <w:p>
+      <w:pPr>
+        <w:pStyle w:val="FirstParagraph"/>
+      </w:pPr>
+      <w:r>
+        <w:rPr>
+          <w:b/>
+          <w:bCs/>
+        </w:rPr>
+        <w:t xml:space="preserve">Status:</w:t>
+      </w:r>
+      <w:r>
+        <w:t xml:space="preserve"> </w:t>
+      </w:r>
+      <w:r>
+        <w:t xml:space="preserve">Fixed (→ Fixed.md)</w:t>
+      </w:r>
+      <w:r>
+        <w:t xml:space="preserve"> </w:t>
+      </w:r>
+      <w:r>
+        <w:rPr>
+          <w:b/>
+          <w:bCs/>
+        </w:rPr>
+        <w:t xml:space="preserve">Type:</w:t>
+      </w:r>
+      <w:r>
+        <w:t xml:space="preserve"> </w:t>
+      </w:r>
+      <w:r>
+        <w:t xml:space="preserve">Task</w:t>
+      </w:r>
+      <w:r>
+        <w:t xml:space="preserve"> </w:t>
+      </w:r>
+      <w:r>
+        <w:rPr>
+          <w:b/>
+          <w:bCs/>
+        </w:rPr>
+        <w:t xml:space="preserve">Evidence:</w:t>
+      </w:r>
+      <w:r>
+        <w:t xml:space="preserve"> </w:t>
+      </w:r>
+      <w:r>
+        <w:t xml:space="preserve">docs/qa/hxc148_20260712T173000Z/EVIDENCE.md</w:t>
+      </w:r>
+      <w:r>
+        <w:t xml:space="preserve"> </w:t>
+      </w:r>
+      <w:r>
+        <w:rPr>
+          <w:b/>
+          <w:bCs/>
+        </w:rPr>
+        <w:t xml:space="preserve">Severity:</w:t>
+      </w:r>
+      <w:r>
+        <w:t xml:space="preserve"> </w:t>
+      </w:r>
+      <w:r>
+        <w:t xml:space="preserve">Low</w:t>
+      </w:r>
+      <w:r>
+        <w:t xml:space="preserve"> </w:t>
+      </w:r>
+      <w:r>
+        <w:rPr>
+          <w:b/>
+          <w:bCs/>
+        </w:rPr>
+        <w:t xml:space="preserve">Created-By:</w:t>
+      </w:r>
+      <w:r>
+        <w:t xml:space="preserve"> </w:t>
+      </w:r>
+      <w:r>
+        <w:t xml:space="preserve">Claude</w:t>
+      </w:r>
+    </w:p>
+    <w:p>
+      <w:pPr>
+        <w:pStyle w:val="BodyText"/>
+      </w:pPr>
+      <w:r>
+        <w:t xml:space="preserve">HXC-118 wired Retrieval-Augmented-Generation into the native server generate and stream endpoints and the CLI, but the OpenAI-compatible and Anthropic-compatible wire-facade endpoints (/v1/chat/completions and /v1/messages) still bypass RAG entirely, so clients using those compatibility surfaces do not get retrieval-augmentation even when it is enabled. The work is to apply the same applyRAGContext wiring to those facade handlers so RAG behaves consistently across every generate surface. This is a smaller secondary surface than the native path already fixed. Found during HXC-118 review 2026-07-12.</w:t>
+      </w:r>
+    </w:p>
     <w:bookmarkEnd w:id="160"/>
+    <w:bookmarkEnd w:id="161"/>
     <w:sectPr>
       <w:footnotePr>
         <w:numRestart w:val="eachSect"/>

--- a/docs/Fixed.docx
+++ b/docs/Fixed.docx
@@ -2,7 +2,7 @@
 <file path=word/document.xml><?xml version="1.0" encoding="utf-8"?>
 <w:document xmlns:w="http://schemas.openxmlformats.org/wordprocessingml/2006/main" xmlns:m="http://schemas.openxmlformats.org/officeDocument/2006/math" xmlns:r="http://schemas.openxmlformats.org/officeDocument/2006/relationships" xmlns:o="urn:schemas-microsoft-com:office:office" xmlns:v="urn:schemas-microsoft-com:vml" xmlns:w10="urn:schemas-microsoft-com:office:word" xmlns:a="http://schemas.openxmlformats.org/drawingml/2006/main" xmlns:pic="http://schemas.openxmlformats.org/drawingml/2006/picture" xmlns:wp="http://schemas.openxmlformats.org/drawingml/2006/wordprocessingDrawing">
   <w:body>
-    <w:bookmarkStart w:id="161" w:name="helixcode-fixed-items-tracker"/>
+    <w:bookmarkStart w:id="162" w:name="helixcode-fixed-items-tracker"/>
     <w:p>
       <w:pPr>
         <w:pStyle w:val="Heading1"/>
@@ -49512,7 +49512,117 @@
       </w:r>
     </w:p>
     <w:bookmarkEnd w:id="160"/>
+    <w:bookmarkStart w:id="161" w:name="X1bfa01b20f2031679f4f158332873cc0a994d24"/>
+    <w:p>
+      <w:pPr>
+        <w:pStyle w:val="Heading2"/>
+      </w:pPr>
+      <w:r>
+        <w:t xml:space="preserve">HXC-149 — Stale git gitlink at pre-rename path containers breaks git submodule walk</w:t>
+      </w:r>
+    </w:p>
+    <w:p>
+      <w:pPr>
+        <w:pStyle w:val="FirstParagraph"/>
+      </w:pPr>
+      <w:r>
+        <w:rPr>
+          <w:b/>
+          <w:bCs/>
+        </w:rPr>
+        <w:t xml:space="preserve">Status:</w:t>
+      </w:r>
+      <w:r>
+        <w:t xml:space="preserve"> </w:t>
+      </w:r>
+      <w:r>
+        <w:t xml:space="preserve">Fixed (→ Fixed.md)</w:t>
+      </w:r>
+      <w:r>
+        <w:t xml:space="preserve"> </w:t>
+      </w:r>
+      <w:r>
+        <w:rPr>
+          <w:b/>
+          <w:bCs/>
+        </w:rPr>
+        <w:t xml:space="preserve">Type:</w:t>
+      </w:r>
+      <w:r>
+        <w:t xml:space="preserve"> </w:t>
+      </w:r>
+      <w:r>
+        <w:t xml:space="preserve">Bug</w:t>
+      </w:r>
+      <w:r>
+        <w:t xml:space="preserve"> </w:t>
+      </w:r>
+      <w:r>
+        <w:rPr>
+          <w:b/>
+          <w:bCs/>
+        </w:rPr>
+        <w:t xml:space="preserve">Evidence:</w:t>
+      </w:r>
+      <w:r>
+        <w:t xml:space="preserve"> </w:t>
+      </w:r>
+      <w:r>
+        <w:t xml:space="preserve">docs/qa/hxc149_20260712T173500Z/EVIDENCE.md</w:t>
+      </w:r>
+      <w:r>
+        <w:t xml:space="preserve"> </w:t>
+      </w:r>
+      <w:r>
+        <w:rPr>
+          <w:b/>
+          <w:bCs/>
+        </w:rPr>
+        <w:t xml:space="preserve">Severity:</w:t>
+      </w:r>
+      <w:r>
+        <w:t xml:space="preserve"> </w:t>
+      </w:r>
+      <w:r>
+        <w:t xml:space="preserve">Medium</w:t>
+      </w:r>
+      <w:r>
+        <w:t xml:space="preserve"> </w:t>
+      </w:r>
+      <w:r>
+        <w:rPr>
+          <w:b/>
+          <w:bCs/>
+        </w:rPr>
+        <w:t xml:space="preserve">Created-By:</w:t>
+      </w:r>
+      <w:r>
+        <w:t xml:space="preserve"> </w:t>
+      </w:r>
+      <w:r>
+        <w:t xml:space="preserve">Claude</w:t>
+      </w:r>
+    </w:p>
+    <w:p>
+      <w:pPr>
+        <w:pStyle w:val="BodyText"/>
+      </w:pPr>
+      <w:r>
+        <w:t xml:space="preserve">The main repository git index carries approximately 70 stale submodule gitlinks at pre-rename paths (dependencies/HelixDevelopment/</w:t>
+      </w:r>
+      <w:r>
+        <w:rPr>
+          <w:i/>
+          <w:iCs/>
+        </w:rPr>
+        <w:t xml:space="preserve">, dependencies/vasic-digital/</w:t>
+      </w:r>
+      <w:r>
+        <w:t xml:space="preserve">, and top-level helix_agent/helix_qa/panoptic/security) with no .gitmodules mapping, left over from a historical path-rename to the submodules/ layout. As a result git submodule status and git submodule foreach abort mid-walk with no submodule mapping found in .gitmodules for path …, so any release or maintenance script that walks all submodules unfiltered fails partway. The work is to remove ALL stale cached gitlinks (git rm –cached on each) so the submodule set is consistent with .gitmodules and submodule-walking tooling completes. This is a git-index-only change, reversible via git reset. Found by the 2026-07-12 release-readiness survey. Low runtime risk but blocks release automation.</w:t>
+      </w:r>
+    </w:p>
     <w:bookmarkEnd w:id="161"/>
+    <w:bookmarkEnd w:id="162"/>
     <w:sectPr>
       <w:footnotePr>
         <w:numRestart w:val="eachSect"/>

--- a/docs/Fixed.docx
+++ b/docs/Fixed.docx
@@ -2,7 +2,7 @@
 <file path=word/document.xml><?xml version="1.0" encoding="utf-8"?>
 <w:document xmlns:w="http://schemas.openxmlformats.org/wordprocessingml/2006/main" xmlns:m="http://schemas.openxmlformats.org/officeDocument/2006/math" xmlns:r="http://schemas.openxmlformats.org/officeDocument/2006/relationships" xmlns:o="urn:schemas-microsoft-com:office:office" xmlns:v="urn:schemas-microsoft-com:vml" xmlns:w10="urn:schemas-microsoft-com:office:word" xmlns:a="http://schemas.openxmlformats.org/drawingml/2006/main" xmlns:pic="http://schemas.openxmlformats.org/drawingml/2006/picture" xmlns:wp="http://schemas.openxmlformats.org/drawingml/2006/wordprocessingDrawing">
   <w:body>
-    <w:bookmarkStart w:id="162" w:name="helixcode-fixed-items-tracker"/>
+    <w:bookmarkStart w:id="164" w:name="helixcode-fixed-items-tracker"/>
     <w:p>
       <w:pPr>
         <w:pStyle w:val="Heading1"/>
@@ -49622,7 +49622,207 @@
       </w:r>
     </w:p>
     <w:bookmarkEnd w:id="161"/>
+    <w:bookmarkStart w:id="162" w:name="X5cd0de2ff8245a6eb254a3c9edeabbe6d1f4b1d"/>
+    <w:p>
+      <w:pPr>
+        <w:pStyle w:val="Heading2"/>
+      </w:pPr>
+      <w:r>
+        <w:t xml:space="preserve">HXC-145 — Configured Xiaomi model mimo-v2-flash is rejected by the real Xiaomi API</w:t>
+      </w:r>
+    </w:p>
+    <w:p>
+      <w:pPr>
+        <w:pStyle w:val="FirstParagraph"/>
+      </w:pPr>
+      <w:r>
+        <w:rPr>
+          <w:b/>
+          <w:bCs/>
+        </w:rPr>
+        <w:t xml:space="preserve">Status:</w:t>
+      </w:r>
+      <w:r>
+        <w:t xml:space="preserve"> </w:t>
+      </w:r>
+      <w:r>
+        <w:t xml:space="preserve">Fixed (→ Fixed.md)</w:t>
+      </w:r>
+      <w:r>
+        <w:t xml:space="preserve"> </w:t>
+      </w:r>
+      <w:r>
+        <w:rPr>
+          <w:b/>
+          <w:bCs/>
+        </w:rPr>
+        <w:t xml:space="preserve">Type:</w:t>
+      </w:r>
+      <w:r>
+        <w:t xml:space="preserve"> </w:t>
+      </w:r>
+      <w:r>
+        <w:t xml:space="preserve">Bug</w:t>
+      </w:r>
+      <w:r>
+        <w:t xml:space="preserve"> </w:t>
+      </w:r>
+      <w:r>
+        <w:rPr>
+          <w:b/>
+          <w:bCs/>
+        </w:rPr>
+        <w:t xml:space="preserve">Evidence:</w:t>
+      </w:r>
+      <w:r>
+        <w:t xml:space="preserve"> </w:t>
+      </w:r>
+      <w:r>
+        <w:t xml:space="preserve">docs/qa/hxc145_147_20260712T190000Z/EVIDENCE.md</w:t>
+      </w:r>
+      <w:r>
+        <w:t xml:space="preserve"> </w:t>
+      </w:r>
+      <w:r>
+        <w:rPr>
+          <w:b/>
+          <w:bCs/>
+        </w:rPr>
+        <w:t xml:space="preserve">Severity:</w:t>
+      </w:r>
+      <w:r>
+        <w:t xml:space="preserve"> </w:t>
+      </w:r>
+      <w:r>
+        <w:t xml:space="preserve">Low</w:t>
+      </w:r>
+      <w:r>
+        <w:t xml:space="preserve"> </w:t>
+      </w:r>
+      <w:r>
+        <w:rPr>
+          <w:b/>
+          <w:bCs/>
+        </w:rPr>
+        <w:t xml:space="preserve">Created-By:</w:t>
+      </w:r>
+      <w:r>
+        <w:t xml:space="preserve"> </w:t>
+      </w:r>
+      <w:r>
+        <w:t xml:space="preserve">Claude</w:t>
+      </w:r>
+    </w:p>
+    <w:p>
+      <w:pPr>
+        <w:pStyle w:val="BodyText"/>
+      </w:pPr>
+      <w:r>
+        <w:t xml:space="preserve">During the real-infra retest the Xiaomi provider chaos tests failed 2 of 5 because the model id configured for Xiaomi (mimo-v2-flash) is rejected by the live Xiaomi API, indicating the configured model name is stale or wrong. Users selecting the Xiaomi provider with that model would get errors. The work is to determine the correct current Xiaomi model id (from the provider or the verifier as single source of truth) and update the configuration so Xiaomi requests succeed. Evidence: docs/qa/infra_retest_20260712_hxc122_138/EVIDENCE.md (Xiaomi 3/5).</w:t>
+      </w:r>
+    </w:p>
     <w:bookmarkEnd w:id="162"/>
+    <w:bookmarkStart w:id="163" w:name="X4f8444fe8b182f00b17120899bac2253f4208db"/>
+    <w:p>
+      <w:pPr>
+        <w:pStyle w:val="Heading2"/>
+      </w:pPr>
+      <w:r>
+        <w:t xml:space="preserve">HXC-147 — OpenRouter provider automation test nil-pointer panics on stale model deepseek-r1-free</w:t>
+      </w:r>
+    </w:p>
+    <w:p>
+      <w:pPr>
+        <w:pStyle w:val="FirstParagraph"/>
+      </w:pPr>
+      <w:r>
+        <w:rPr>
+          <w:b/>
+          <w:bCs/>
+        </w:rPr>
+        <w:t xml:space="preserve">Status:</w:t>
+      </w:r>
+      <w:r>
+        <w:t xml:space="preserve"> </w:t>
+      </w:r>
+      <w:r>
+        <w:t xml:space="preserve">Fixed (→ Fixed.md)</w:t>
+      </w:r>
+      <w:r>
+        <w:t xml:space="preserve"> </w:t>
+      </w:r>
+      <w:r>
+        <w:rPr>
+          <w:b/>
+          <w:bCs/>
+        </w:rPr>
+        <w:t xml:space="preserve">Type:</w:t>
+      </w:r>
+      <w:r>
+        <w:t xml:space="preserve"> </w:t>
+      </w:r>
+      <w:r>
+        <w:t xml:space="preserve">Bug</w:t>
+      </w:r>
+      <w:r>
+        <w:t xml:space="preserve"> </w:t>
+      </w:r>
+      <w:r>
+        <w:rPr>
+          <w:b/>
+          <w:bCs/>
+        </w:rPr>
+        <w:t xml:space="preserve">Evidence:</w:t>
+      </w:r>
+      <w:r>
+        <w:t xml:space="preserve"> </w:t>
+      </w:r>
+      <w:r>
+        <w:t xml:space="preserve">docs/qa/hxc145_147_20260712T190000Z/EVIDENCE.md</w:t>
+      </w:r>
+      <w:r>
+        <w:t xml:space="preserve"> </w:t>
+      </w:r>
+      <w:r>
+        <w:rPr>
+          <w:b/>
+          <w:bCs/>
+        </w:rPr>
+        <w:t xml:space="preserve">Severity:</w:t>
+      </w:r>
+      <w:r>
+        <w:t xml:space="preserve"> </w:t>
+      </w:r>
+      <w:r>
+        <w:t xml:space="preserve">Medium</w:t>
+      </w:r>
+      <w:r>
+        <w:t xml:space="preserve"> </w:t>
+      </w:r>
+      <w:r>
+        <w:rPr>
+          <w:b/>
+          <w:bCs/>
+        </w:rPr>
+        <w:t xml:space="preserve">Created-By:</w:t>
+      </w:r>
+      <w:r>
+        <w:t xml:space="preserve"> </w:t>
+      </w:r>
+      <w:r>
+        <w:t xml:space="preserve">Claude</w:t>
+      </w:r>
+    </w:p>
+    <w:p>
+      <w:pPr>
+        <w:pStyle w:val="BodyText"/>
+      </w:pPr>
+      <w:r>
+        <w:t xml:space="preserve">Running the (now-compilable) automation test binary against the live OpenRouter API, TestAllFreeProvidersAutomation Provider_OpenRouter BasicGeneration panics with a nil-pointer dereference: the configured free model id deepseek-r1-free is stale/rejected and the code path is missing a nil-check on the error before using the response. Users of the OpenRouter free provider with that model would hit the same crash. The work is to correct the free-provider model id (sourced from the verifier as single source of truth) and add the missing nil-check so a rejected model degrades gracefully instead of panicking. NOTE this environment has live provider API keys set so provider tests spend real money; guard/skip accordingly. Found 2026-07-12.</w:t>
+      </w:r>
+    </w:p>
+    <w:bookmarkEnd w:id="163"/>
+    <w:bookmarkEnd w:id="164"/>
     <w:sectPr>
       <w:footnotePr>
         <w:numRestart w:val="eachSect"/>

--- a/docs/Fixed.docx
+++ b/docs/Fixed.docx
@@ -2,7 +2,7 @@
 <file path=word/document.xml><?xml version="1.0" encoding="utf-8"?>
 <w:document xmlns:w="http://schemas.openxmlformats.org/wordprocessingml/2006/main" xmlns:m="http://schemas.openxmlformats.org/officeDocument/2006/math" xmlns:r="http://schemas.openxmlformats.org/officeDocument/2006/relationships" xmlns:o="urn:schemas-microsoft-com:office:office" xmlns:v="urn:schemas-microsoft-com:vml" xmlns:w10="urn:schemas-microsoft-com:office:word" xmlns:a="http://schemas.openxmlformats.org/drawingml/2006/main" xmlns:pic="http://schemas.openxmlformats.org/drawingml/2006/picture" xmlns:wp="http://schemas.openxmlformats.org/drawingml/2006/wordprocessingDrawing">
   <w:body>
-    <w:bookmarkStart w:id="164" w:name="helixcode-fixed-items-tracker"/>
+    <w:bookmarkStart w:id="165" w:name="helixcode-fixed-items-tracker"/>
     <w:p>
       <w:pPr>
         <w:pStyle w:val="Heading1"/>
@@ -49822,7 +49822,107 @@
       </w:r>
     </w:p>
     <w:bookmarkEnd w:id="163"/>
+    <w:bookmarkStart w:id="164" w:name="X1e6955bfb01c2f30828a0de030cdb79ef273697"/>
+    <w:p>
+      <w:pPr>
+        <w:pStyle w:val="Heading2"/>
+      </w:pPr>
+      <w:r>
+        <w:t xml:space="preserve">HXC-146 — E2E challenge runner interfaces (cli/rest/tui/websocket) do not drive the real server HTTP API</w:t>
+      </w:r>
+    </w:p>
+    <w:p>
+      <w:pPr>
+        <w:pStyle w:val="FirstParagraph"/>
+      </w:pPr>
+      <w:r>
+        <w:rPr>
+          <w:b/>
+          <w:bCs/>
+        </w:rPr>
+        <w:t xml:space="preserve">Status:</w:t>
+      </w:r>
+      <w:r>
+        <w:t xml:space="preserve"> </w:t>
+      </w:r>
+      <w:r>
+        <w:t xml:space="preserve">Fixed (→ Fixed.md)</w:t>
+      </w:r>
+      <w:r>
+        <w:t xml:space="preserve"> </w:t>
+      </w:r>
+      <w:r>
+        <w:rPr>
+          <w:b/>
+          <w:bCs/>
+        </w:rPr>
+        <w:t xml:space="preserve">Type:</w:t>
+      </w:r>
+      <w:r>
+        <w:t xml:space="preserve"> </w:t>
+      </w:r>
+      <w:r>
+        <w:t xml:space="preserve">Task</w:t>
+      </w:r>
+      <w:r>
+        <w:t xml:space="preserve"> </w:t>
+      </w:r>
+      <w:r>
+        <w:rPr>
+          <w:b/>
+          <w:bCs/>
+        </w:rPr>
+        <w:t xml:space="preserve">Evidence:</w:t>
+      </w:r>
+      <w:r>
+        <w:t xml:space="preserve"> </w:t>
+      </w:r>
+      <w:r>
+        <w:t xml:space="preserve">docs/qa/hxc146_20260712T191000Z/EVIDENCE.md</w:t>
+      </w:r>
+      <w:r>
+        <w:t xml:space="preserve"> </w:t>
+      </w:r>
+      <w:r>
+        <w:rPr>
+          <w:b/>
+          <w:bCs/>
+        </w:rPr>
+        <w:t xml:space="preserve">Severity:</w:t>
+      </w:r>
+      <w:r>
+        <w:t xml:space="preserve"> </w:t>
+      </w:r>
+      <w:r>
+        <w:t xml:space="preserve">Medium</w:t>
+      </w:r>
+      <w:r>
+        <w:t xml:space="preserve"> </w:t>
+      </w:r>
+      <w:r>
+        <w:rPr>
+          <w:b/>
+          <w:bCs/>
+        </w:rPr>
+        <w:t xml:space="preserve">Created-By:</w:t>
+      </w:r>
+      <w:r>
+        <w:t xml:space="preserve"> </w:t>
+      </w:r>
+      <w:r>
+        <w:t xml:space="preserve">Claude</w:t>
+      </w:r>
+    </w:p>
+    <w:p>
+      <w:pPr>
+        <w:pStyle w:val="BodyText"/>
+      </w:pPr>
+      <w:r>
+        <w:t xml:space="preserve">The e2e challenge runner advertises multiple interface modes (cli, rest, tui, websocket) but none of them actually exercises the HelixCode server’s real HTTP API during a run, so the challenges validate the runner’s own logic rather than the shipped server endpoints. This is a documentation-versus-implementation gap that weakens the end-to-end proof. The work is to wire the challenge runner’s interfaces to genuinely call the running server’s HTTP API so the challenges prove the real user-facing endpoints work. Discovered 2026-07-12 real-infra retest. Evidence: docs/qa/infra_retest_20260712_hxc122_138/hxc138_challenge_report.json.</w:t>
+      </w:r>
+    </w:p>
     <w:bookmarkEnd w:id="164"/>
+    <w:bookmarkEnd w:id="165"/>
     <w:sectPr>
       <w:footnotePr>
         <w:numRestart w:val="eachSect"/>

--- a/docs/Fixed.docx
+++ b/docs/Fixed.docx
@@ -2,7 +2,7 @@
 <file path=word/document.xml><?xml version="1.0" encoding="utf-8"?>
 <w:document xmlns:w="http://schemas.openxmlformats.org/wordprocessingml/2006/main" xmlns:m="http://schemas.openxmlformats.org/officeDocument/2006/math" xmlns:r="http://schemas.openxmlformats.org/officeDocument/2006/relationships" xmlns:o="urn:schemas-microsoft-com:office:office" xmlns:v="urn:schemas-microsoft-com:vml" xmlns:w10="urn:schemas-microsoft-com:office:word" xmlns:a="http://schemas.openxmlformats.org/drawingml/2006/main" xmlns:pic="http://schemas.openxmlformats.org/drawingml/2006/picture" xmlns:wp="http://schemas.openxmlformats.org/drawingml/2006/wordprocessingDrawing">
   <w:body>
-    <w:bookmarkStart w:id="165" w:name="helixcode-fixed-items-tracker"/>
+    <w:bookmarkStart w:id="166" w:name="helixcode-fixed-items-tracker"/>
     <w:p>
       <w:pPr>
         <w:pStyle w:val="Heading1"/>
@@ -49922,7 +49922,107 @@
       </w:r>
     </w:p>
     <w:bookmarkEnd w:id="164"/>
+    <w:bookmarkStart w:id="165" w:name="X9a89ba240b8588079e28ad21b10e1a4675cc927"/>
+    <w:p>
+      <w:pPr>
+        <w:pStyle w:val="Heading2"/>
+      </w:pPr>
+      <w:r>
+        <w:t xml:space="preserve">HXC-119 — Agent Client Protocol (ACP) support is absent from the platform</w:t>
+      </w:r>
+    </w:p>
+    <w:p>
+      <w:pPr>
+        <w:pStyle w:val="FirstParagraph"/>
+      </w:pPr>
+      <w:r>
+        <w:rPr>
+          <w:b/>
+          <w:bCs/>
+        </w:rPr>
+        <w:t xml:space="preserve">Status:</w:t>
+      </w:r>
+      <w:r>
+        <w:t xml:space="preserve"> </w:t>
+      </w:r>
+      <w:r>
+        <w:t xml:space="preserve">Implemented (→ Fixed.md)</w:t>
+      </w:r>
+      <w:r>
+        <w:t xml:space="preserve"> </w:t>
+      </w:r>
+      <w:r>
+        <w:rPr>
+          <w:b/>
+          <w:bCs/>
+        </w:rPr>
+        <w:t xml:space="preserve">Type:</w:t>
+      </w:r>
+      <w:r>
+        <w:t xml:space="preserve"> </w:t>
+      </w:r>
+      <w:r>
+        <w:t xml:space="preserve">Feature</w:t>
+      </w:r>
+      <w:r>
+        <w:t xml:space="preserve"> </w:t>
+      </w:r>
+      <w:r>
+        <w:rPr>
+          <w:b/>
+          <w:bCs/>
+        </w:rPr>
+        <w:t xml:space="preserve">Evidence:</w:t>
+      </w:r>
+      <w:r>
+        <w:t xml:space="preserve"> </w:t>
+      </w:r>
+      <w:r>
+        <w:t xml:space="preserve">docs/qa/hxc119_20260712T193000Z/EVIDENCE.md</w:t>
+      </w:r>
+      <w:r>
+        <w:t xml:space="preserve"> </w:t>
+      </w:r>
+      <w:r>
+        <w:rPr>
+          <w:b/>
+          <w:bCs/>
+        </w:rPr>
+        <w:t xml:space="preserve">Severity:</w:t>
+      </w:r>
+      <w:r>
+        <w:t xml:space="preserve"> </w:t>
+      </w:r>
+      <w:r>
+        <w:t xml:space="preserve">High</w:t>
+      </w:r>
+      <w:r>
+        <w:t xml:space="preserve"> </w:t>
+      </w:r>
+      <w:r>
+        <w:rPr>
+          <w:b/>
+          <w:bCs/>
+        </w:rPr>
+        <w:t xml:space="preserve">Created-By:</w:t>
+      </w:r>
+      <w:r>
+        <w:t xml:space="preserve"> </w:t>
+      </w:r>
+      <w:r>
+        <w:t xml:space="preserve">Claude</w:t>
+      </w:r>
+    </w:p>
+    <w:p>
+      <w:pPr>
+        <w:pStyle w:val="BodyText"/>
+      </w:pPr>
+      <w:r>
+        <w:t xml:space="preserve">Governance rule CONST-040 lists the Agent Client Protocol among required capabilities, but there is no implementation of it anywhere in the codebase. Any user or integration expecting ACP connectivity currently cannot use it. The work is to design and implement real ACP support, or, if it proves structurally infeasible, to document that with cited evidence. The platform will then either genuinely support ACP or hold an honest, evidenced position instead of an unmet claim.</w:t>
+      </w:r>
+    </w:p>
     <w:bookmarkEnd w:id="165"/>
+    <w:bookmarkEnd w:id="166"/>
     <w:sectPr>
       <w:footnotePr>
         <w:numRestart w:val="eachSect"/>
